--- a/나날_기획서_v1.0.docx
+++ b/나날_기획서_v1.0.docx
@@ -12962,6 +12962,110 @@
     </w:p>
     <w:p>
       <w:pPr>
+        <w:ind w:firstLine="0"/>
+        <w:shd w:val="clear" w:color="auto" w:fill="auto"/>
+        <w:spacing w:after="47" w:before="23"/>
+        <w:rPr>
+          <w:lang/>
+          <w:rtl w:val="off"/>
+        </w:rPr>
+      </w:pPr>
+    </w:p>
+    <w:p>
+      <w:pPr>
+        <w:ind w:firstLine="0"/>
+        <w:shd w:val="clear" w:color="auto" w:fill="auto"/>
+        <w:spacing w:after="47" w:before="23"/>
+        <w:rPr>
+          <w:lang/>
+          <w:rtl w:val="off"/>
+        </w:rPr>
+      </w:pPr>
+    </w:p>
+    <w:p>
+      <w:pPr>
+        <w:ind w:firstLine="0"/>
+        <w:shd w:val="clear" w:color="auto" w:fill="auto"/>
+        <w:spacing w:after="47" w:before="23"/>
+        <w:rPr>
+          <w:b w:val="0"/>
+        </w:rPr>
+      </w:pPr>
+      <w:r>
+        <w:t>코인 시스템</w:t>
+      </w:r>
+    </w:p>
+    <w:p>
+      <w:pPr/>
+      <w:r>
+        <w:t xml:space="preserve">매일 선물상자 1회 (5xp </w:t>
+      </w:r>
+      <w:r>
+        <w:rPr>
+          <w:lang w:eastAsia="ko-KR"/>
+          <w:rtl w:val="off"/>
+        </w:rPr>
+        <w:t>5</w:t>
+      </w:r>
+      <w:r>
+        <w:t xml:space="preserve">0% / 10xp </w:t>
+      </w:r>
+      <w:r>
+        <w:rPr>
+          <w:lang w:eastAsia="ko-KR"/>
+          <w:rtl w:val="off"/>
+        </w:rPr>
+        <w:t>3</w:t>
+      </w:r>
+      <w:r>
+        <w:t>0% / 코인1개 20%)</w:t>
+      </w:r>
+    </w:p>
+    <w:p>
+      <w:pPr/>
+      <w:r>
+        <w:t>광고 시청 → 코인 +1 (하루 1회)</w:t>
+      </w:r>
+    </w:p>
+    <w:p>
+      <w:pPr>
+        <w:ind w:firstLine="0"/>
+        <w:shd w:val="clear" w:color="auto" w:fill="auto"/>
+        <w:spacing w:after="47" w:before="23"/>
+        <w:rPr>
+          <w:b w:val="0"/>
+        </w:rPr>
+      </w:pPr>
+      <w:r>
+        <w:t>캐릭터 시스템</w:t>
+      </w:r>
+    </w:p>
+    <w:p>
+      <w:pPr/>
+      <w:r>
+        <w:t>해금 조건 충족 → 구매 가능</w:t>
+      </w:r>
+    </w:p>
+    <w:p>
+      <w:pPr/>
+      <w:r>
+        <w:t>구매 비용: 20코인</w:t>
+      </w:r>
+    </w:p>
+    <w:p>
+      <w:pPr/>
+      <w:r>
+        <w:t>구매 후 메인 설정 가능</w:t>
+      </w:r>
+    </w:p>
+    <w:p>
+      <w:pPr/>
+      <w:r>
+        <w:t>메인 캐릭터만 XP 증가</w:t>
+      </w:r>
+    </w:p>
+    <w:p>
+      <w:pPr>
         <w:jc w:val="center"/>
         <w:spacing w:before="600"/>
       </w:pPr>
@@ -13061,22 +13165,22 @@
     <w:lsdException w:name="index 7" w:semiHidden="1" w:unhideWhenUsed="1"/>
     <w:lsdException w:name="index 8" w:semiHidden="1" w:unhideWhenUsed="1"/>
     <w:lsdException w:name="index 9" w:semiHidden="1" w:unhideWhenUsed="1"/>
-    <w:lsdException w:name="toc 1" w:semiHidden="1" w:uiPriority="309" w:unhideWhenUsed="1"/>
-    <w:lsdException w:name="toc 2" w:semiHidden="1" w:uiPriority="309" w:unhideWhenUsed="1"/>
-    <w:lsdException w:name="toc 3" w:semiHidden="1" w:uiPriority="309" w:unhideWhenUsed="1"/>
-    <w:lsdException w:name="toc 4" w:semiHidden="1" w:uiPriority="309" w:unhideWhenUsed="1"/>
-    <w:lsdException w:name="toc 5" w:semiHidden="1" w:uiPriority="309" w:unhideWhenUsed="1"/>
-    <w:lsdException w:name="toc 6" w:semiHidden="1" w:uiPriority="309" w:unhideWhenUsed="1"/>
-    <w:lsdException w:name="toc 7" w:semiHidden="1" w:uiPriority="309" w:unhideWhenUsed="1"/>
-    <w:lsdException w:name="toc 8" w:semiHidden="1" w:uiPriority="309" w:unhideWhenUsed="1"/>
-    <w:lsdException w:name="toc 9" w:semiHidden="1" w:uiPriority="309" w:unhideWhenUsed="1"/>
+    <w:lsdException w:name="toc 1" w:semiHidden="1" w:uiPriority="777" w:unhideWhenUsed="1"/>
+    <w:lsdException w:name="toc 2" w:semiHidden="1" w:uiPriority="777" w:unhideWhenUsed="1"/>
+    <w:lsdException w:name="toc 3" w:semiHidden="1" w:uiPriority="777" w:unhideWhenUsed="1"/>
+    <w:lsdException w:name="toc 4" w:semiHidden="1" w:uiPriority="777" w:unhideWhenUsed="1"/>
+    <w:lsdException w:name="toc 5" w:semiHidden="1" w:uiPriority="777" w:unhideWhenUsed="1"/>
+    <w:lsdException w:name="toc 6" w:semiHidden="1" w:uiPriority="777" w:unhideWhenUsed="1"/>
+    <w:lsdException w:name="toc 7" w:semiHidden="1" w:uiPriority="777" w:unhideWhenUsed="1"/>
+    <w:lsdException w:name="toc 8" w:semiHidden="1" w:uiPriority="777" w:unhideWhenUsed="1"/>
+    <w:lsdException w:name="toc 9" w:semiHidden="1" w:uiPriority="777" w:unhideWhenUsed="1"/>
     <w:lsdException w:name="Normal Indent" w:semiHidden="1" w:unhideWhenUsed="1"/>
     <w:lsdException w:name="footnote text" w:semiHidden="1" w:unhideWhenUsed="1"/>
     <w:lsdException w:name="annotation text" w:semiHidden="1" w:unhideWhenUsed="1"/>
     <w:lsdException w:name="header" w:semiHidden="1" w:unhideWhenUsed="1"/>
     <w:lsdException w:name="footer" w:semiHidden="1" w:unhideWhenUsed="1"/>
     <w:lsdException w:name="index heading" w:semiHidden="1" w:unhideWhenUsed="1"/>
-    <w:lsdException w:name="caption" w:semiHidden="1" w:uiPriority="305" w:unhideWhenUsed="1" w:qFormat="1"/>
+    <w:lsdException w:name="caption" w:semiHidden="1" w:uiPriority="773" w:unhideWhenUsed="1" w:qFormat="1"/>
     <w:lsdException w:name="table of figures" w:semiHidden="1" w:unhideWhenUsed="1"/>
     <w:lsdException w:name="envelope address" w:semiHidden="1" w:unhideWhenUsed="1"/>
     <w:lsdException w:name="envelope return" w:semiHidden="1" w:unhideWhenUsed="1"/>
@@ -13104,7 +13208,7 @@
     <w:lsdException w:name="List Number 3" w:semiHidden="1" w:unhideWhenUsed="1"/>
     <w:lsdException w:name="List Number 4" w:semiHidden="1" w:unhideWhenUsed="1"/>
     <w:lsdException w:name="List Number 5" w:semiHidden="1" w:unhideWhenUsed="1"/>
-    <w:lsdException w:name="Title" w:uiPriority="52" w:qFormat="1"/>
+    <w:lsdException w:name="Title" w:uiPriority="82" w:qFormat="1"/>
     <w:lsdException w:name="Closing" w:semiHidden="1" w:unhideWhenUsed="1"/>
     <w:lsdException w:name="Signature" w:semiHidden="1" w:unhideWhenUsed="1"/>
     <w:lsdException w:name="Default Paragraph Font" w:semiHidden="1" w:uiPriority="1" w:unhideWhenUsed="1"/>
@@ -13116,7 +13220,7 @@
     <w:lsdException w:name="List Continue 4" w:semiHidden="1" w:unhideWhenUsed="1"/>
     <w:lsdException w:name="List Continue 5" w:semiHidden="1" w:unhideWhenUsed="1"/>
     <w:lsdException w:name="Message Header" w:semiHidden="1" w:unhideWhenUsed="1"/>
-    <w:lsdException w:name="Subtitle" w:uiPriority="53" w:qFormat="1"/>
+    <w:lsdException w:name="Subtitle" w:uiPriority="83" w:qFormat="1"/>
     <w:lsdException w:name="Salutation" w:semiHidden="1" w:unhideWhenUsed="1"/>
     <w:lsdException w:name="Date" w:semiHidden="1" w:unhideWhenUsed="1"/>
     <w:lsdException w:name="Body Text First Indent" w:semiHidden="1" w:unhideWhenUsed="1"/>
@@ -13129,8 +13233,8 @@
     <w:lsdException w:name="Block Text" w:semiHidden="1" w:unhideWhenUsed="1"/>
     <w:lsdException w:name="Hyperlink" w:semiHidden="1" w:unhideWhenUsed="1"/>
     <w:lsdException w:name="FollowedHyperlink" w:semiHidden="1" w:unhideWhenUsed="1"/>
-    <w:lsdException w:name="Strong" w:uiPriority="130" w:qFormat="1"/>
-    <w:lsdException w:name="Emphasis" w:uiPriority="128" w:qFormat="1"/>
+    <w:lsdException w:name="Strong" w:uiPriority="304" w:qFormat="1"/>
+    <w:lsdException w:name="Emphasis" w:uiPriority="296" w:qFormat="1"/>
     <w:lsdException w:name="Document Map" w:semiHidden="1" w:unhideWhenUsed="1"/>
     <w:lsdException w:name="Plain Text" w:semiHidden="1" w:unhideWhenUsed="1"/>
     <w:lsdException w:name="E-mail Signature" w:semiHidden="1" w:unhideWhenUsed="1"/>
@@ -13196,223 +13300,223 @@
     <w:lsdException w:name="Table Web 2" w:semiHidden="1" w:unhideWhenUsed="1"/>
     <w:lsdException w:name="Table Web 3" w:semiHidden="1" w:unhideWhenUsed="1"/>
     <w:lsdException w:name="Balloon Text" w:semiHidden="1" w:unhideWhenUsed="1"/>
-    <w:lsdException w:name="Table Grid" w:uiPriority="309"/>
+    <w:lsdException w:name="Table Grid" w:uiPriority="777"/>
     <w:lsdException w:name="Table Theme" w:semiHidden="1" w:unhideWhenUsed="1"/>
     <w:lsdException w:name="Placeholder Text" w:semiHidden="1"/>
     <w:lsdException w:name="No Spacing" w:uiPriority="1" w:qFormat="1"/>
-    <w:lsdException w:name="Light Shading" w:uiPriority="822"/>
-    <w:lsdException w:name="Light List" w:uiPriority="823"/>
-    <w:lsdException w:name="Light Grid" w:uiPriority="824"/>
-    <w:lsdException w:name="Medium Shading 1" w:uiPriority="825"/>
-    <w:lsdException w:name="Medium Shading 2" w:uiPriority="1432"/>
-    <w:lsdException w:name="Medium List 1" w:uiPriority="1433"/>
-    <w:lsdException w:name="Medium List 2" w:uiPriority="1536"/>
-    <w:lsdException w:name="Medium Grid 1" w:uiPriority="1537"/>
-    <w:lsdException w:name="Medium Grid 2" w:uiPriority="1544"/>
-    <w:lsdException w:name="Medium Grid 3" w:uiPriority="1545"/>
-    <w:lsdException w:name="Dark List" w:uiPriority="1576"/>
-    <w:lsdException w:name="Colorful Shading" w:uiPriority="1577"/>
-    <w:lsdException w:name="Colorful List" w:uiPriority="1584"/>
-    <w:lsdException w:name="Colorful Grid" w:uiPriority="1585"/>
-    <w:lsdException w:name="Light Shading Accent 1" w:uiPriority="822"/>
-    <w:lsdException w:name="Light List Accent 1" w:uiPriority="823"/>
-    <w:lsdException w:name="Light Grid Accent 1" w:uiPriority="824"/>
-    <w:lsdException w:name="Medium Shading 1 Accent 1" w:uiPriority="825"/>
-    <w:lsdException w:name="Medium Shading 2 Accent 1" w:uiPriority="1432"/>
-    <w:lsdException w:name="Medium List 1 Accent 1" w:uiPriority="1433"/>
+    <w:lsdException w:name="Light Shading" w:uiPriority="2082"/>
+    <w:lsdException w:name="Light List" w:uiPriority="2083"/>
+    <w:lsdException w:name="Light Grid" w:uiPriority="2084"/>
+    <w:lsdException w:name="Medium Shading 1" w:uiPriority="2085"/>
+    <w:lsdException w:name="Medium Shading 2" w:uiPriority="5170"/>
+    <w:lsdException w:name="Medium List 1" w:uiPriority="5171"/>
+    <w:lsdException w:name="Medium List 2" w:uiPriority="5430"/>
+    <w:lsdException w:name="Medium Grid 1" w:uiPriority="5431"/>
+    <w:lsdException w:name="Medium Grid 2" w:uiPriority="5444"/>
+    <w:lsdException w:name="Medium Grid 3" w:uiPriority="5445"/>
+    <w:lsdException w:name="Dark List" w:uiPriority="5494"/>
+    <w:lsdException w:name="Colorful Shading" w:uiPriority="5495"/>
+    <w:lsdException w:name="Colorful List" w:uiPriority="5508"/>
+    <w:lsdException w:name="Colorful Grid" w:uiPriority="5509"/>
+    <w:lsdException w:name="Light Shading Accent 1" w:uiPriority="2082"/>
+    <w:lsdException w:name="Light List Accent 1" w:uiPriority="2083"/>
+    <w:lsdException w:name="Light Grid Accent 1" w:uiPriority="2084"/>
+    <w:lsdException w:name="Medium Shading 1 Accent 1" w:uiPriority="2085"/>
+    <w:lsdException w:name="Medium Shading 2 Accent 1" w:uiPriority="5170"/>
+    <w:lsdException w:name="Medium List 1 Accent 1" w:uiPriority="5171"/>
     <w:lsdException w:name="Revision" w:semiHidden="1"/>
-    <w:lsdException w:name="List Paragraph" w:uiPriority="304" w:qFormat="1"/>
-    <w:lsdException w:name="Quote" w:uiPriority="257" w:qFormat="1"/>
-    <w:lsdException w:name="Intense Quote" w:uiPriority="276" w:qFormat="1"/>
-    <w:lsdException w:name="Medium List 2 Accent 1" w:uiPriority="1536"/>
-    <w:lsdException w:name="Medium Grid 1 Accent 1" w:uiPriority="1537"/>
-    <w:lsdException w:name="Medium Grid 2 Accent 1" w:uiPriority="1544"/>
-    <w:lsdException w:name="Medium Grid 3 Accent 1" w:uiPriority="1545"/>
-    <w:lsdException w:name="Dark List Accent 1" w:uiPriority="1576"/>
-    <w:lsdException w:name="Colorful Shading Accent 1" w:uiPriority="1577"/>
-    <w:lsdException w:name="Colorful List Accent 1" w:uiPriority="1584"/>
-    <w:lsdException w:name="Colorful Grid Accent 1" w:uiPriority="1585"/>
-    <w:lsdException w:name="Light Shading Accent 2" w:uiPriority="822"/>
-    <w:lsdException w:name="Light List Accent 2" w:uiPriority="823"/>
-    <w:lsdException w:name="Light Grid Accent 2" w:uiPriority="824"/>
-    <w:lsdException w:name="Medium Shading 1 Accent 2" w:uiPriority="825"/>
-    <w:lsdException w:name="Medium Shading 2 Accent 2" w:uiPriority="1432"/>
-    <w:lsdException w:name="Medium List 1 Accent 2" w:uiPriority="1433"/>
-    <w:lsdException w:name="Medium List 2 Accent 2" w:uiPriority="1536"/>
-    <w:lsdException w:name="Medium Grid 1 Accent 2" w:uiPriority="1537"/>
-    <w:lsdException w:name="Medium Grid 2 Accent 2" w:uiPriority="1544"/>
-    <w:lsdException w:name="Medium Grid 3 Accent 2" w:uiPriority="1545"/>
-    <w:lsdException w:name="Dark List Accent 2" w:uiPriority="1576"/>
-    <w:lsdException w:name="Colorful Shading Accent 2" w:uiPriority="1577"/>
-    <w:lsdException w:name="Colorful List Accent 2" w:uiPriority="1584"/>
-    <w:lsdException w:name="Colorful Grid Accent 2" w:uiPriority="1585"/>
-    <w:lsdException w:name="Light Shading Accent 3" w:uiPriority="822"/>
-    <w:lsdException w:name="Light List Accent 3" w:uiPriority="823"/>
-    <w:lsdException w:name="Light Grid Accent 3" w:uiPriority="824"/>
-    <w:lsdException w:name="Medium Shading 1 Accent 3" w:uiPriority="825"/>
-    <w:lsdException w:name="Medium Shading 2 Accent 3" w:uiPriority="1432"/>
-    <w:lsdException w:name="Medium List 1 Accent 3" w:uiPriority="1433"/>
-    <w:lsdException w:name="Medium List 2 Accent 3" w:uiPriority="1536"/>
-    <w:lsdException w:name="Medium Grid 1 Accent 3" w:uiPriority="1537"/>
-    <w:lsdException w:name="Medium Grid 2 Accent 3" w:uiPriority="1544"/>
-    <w:lsdException w:name="Medium Grid 3 Accent 3" w:uiPriority="1545"/>
-    <w:lsdException w:name="Dark List Accent 3" w:uiPriority="1576"/>
-    <w:lsdException w:name="Colorful Shading Accent 3" w:uiPriority="1577"/>
-    <w:lsdException w:name="Colorful List Accent 3" w:uiPriority="1584"/>
-    <w:lsdException w:name="Colorful Grid Accent 3" w:uiPriority="1585"/>
-    <w:lsdException w:name="Light Shading Accent 4" w:uiPriority="822"/>
-    <w:lsdException w:name="Light List Accent 4" w:uiPriority="823"/>
-    <w:lsdException w:name="Light Grid Accent 4" w:uiPriority="824"/>
-    <w:lsdException w:name="Medium Shading 1 Accent 4" w:uiPriority="825"/>
-    <w:lsdException w:name="Medium Shading 2 Accent 4" w:uiPriority="1432"/>
-    <w:lsdException w:name="Medium List 1 Accent 4" w:uiPriority="1433"/>
-    <w:lsdException w:name="Medium List 2 Accent 4" w:uiPriority="1536"/>
-    <w:lsdException w:name="Medium Grid 1 Accent 4" w:uiPriority="1537"/>
-    <w:lsdException w:name="Medium Grid 2 Accent 4" w:uiPriority="1544"/>
-    <w:lsdException w:name="Medium Grid 3 Accent 4" w:uiPriority="1545"/>
-    <w:lsdException w:name="Dark List Accent 4" w:uiPriority="1576"/>
-    <w:lsdException w:name="Colorful Shading Accent 4" w:uiPriority="1577"/>
-    <w:lsdException w:name="Colorful List Accent 4" w:uiPriority="1584"/>
-    <w:lsdException w:name="Colorful Grid Accent 4" w:uiPriority="1585"/>
-    <w:lsdException w:name="Light Shading Accent 5" w:uiPriority="822"/>
-    <w:lsdException w:name="Light List Accent 5" w:uiPriority="823"/>
-    <w:lsdException w:name="Light Grid Accent 5" w:uiPriority="824"/>
-    <w:lsdException w:name="Medium Shading 1 Accent 5" w:uiPriority="825"/>
-    <w:lsdException w:name="Medium Shading 2 Accent 5" w:uiPriority="1432"/>
-    <w:lsdException w:name="Medium List 1 Accent 5" w:uiPriority="1433"/>
-    <w:lsdException w:name="Medium List 2 Accent 5" w:uiPriority="1536"/>
-    <w:lsdException w:name="Medium Grid 1 Accent 5" w:uiPriority="1537"/>
-    <w:lsdException w:name="Medium Grid 2 Accent 5" w:uiPriority="1544"/>
-    <w:lsdException w:name="Medium Grid 3 Accent 5" w:uiPriority="1545"/>
-    <w:lsdException w:name="Dark List Accent 5" w:uiPriority="1576"/>
-    <w:lsdException w:name="Colorful Shading Accent 5" w:uiPriority="1577"/>
-    <w:lsdException w:name="Colorful List Accent 5" w:uiPriority="1584"/>
-    <w:lsdException w:name="Colorful Grid Accent 5" w:uiPriority="1585"/>
-    <w:lsdException w:name="Light Shading Accent 6" w:uiPriority="822"/>
-    <w:lsdException w:name="Light List Accent 6" w:uiPriority="823"/>
-    <w:lsdException w:name="Light Grid Accent 6" w:uiPriority="824"/>
-    <w:lsdException w:name="Medium Shading 1 Accent 6" w:uiPriority="825"/>
-    <w:lsdException w:name="Medium Shading 2 Accent 6" w:uiPriority="1432"/>
-    <w:lsdException w:name="Medium List 1 Accent 6" w:uiPriority="1433"/>
-    <w:lsdException w:name="Medium List 2 Accent 6" w:uiPriority="1536"/>
-    <w:lsdException w:name="Medium Grid 1 Accent 6" w:uiPriority="1537"/>
-    <w:lsdException w:name="Medium Grid 2 Accent 6" w:uiPriority="1544"/>
-    <w:lsdException w:name="Medium Grid 3 Accent 6" w:uiPriority="1545"/>
-    <w:lsdException w:name="Dark List Accent 6" w:uiPriority="1576"/>
-    <w:lsdException w:name="Colorful Shading Accent 6" w:uiPriority="1577"/>
-    <w:lsdException w:name="Colorful List Accent 6" w:uiPriority="1584"/>
-    <w:lsdException w:name="Colorful Grid Accent 6" w:uiPriority="1585"/>
-    <w:lsdException w:name="Subtle Emphasis" w:uiPriority="85" w:qFormat="1"/>
-    <w:lsdException w:name="Intense Emphasis" w:uiPriority="129" w:qFormat="1"/>
-    <w:lsdException w:name="Subtle Reference" w:uiPriority="277" w:qFormat="1"/>
-    <w:lsdException w:name="Intense Reference" w:uiPriority="296" w:qFormat="1"/>
-    <w:lsdException w:name="Book Title" w:uiPriority="297" w:qFormat="1"/>
-    <w:lsdException w:name="Bibliography" w:semiHidden="1" w:uiPriority="307" w:unhideWhenUsed="1"/>
-    <w:lsdException w:name="TOC Heading" w:semiHidden="1" w:uiPriority="309" w:unhideWhenUsed="1" w:qFormat="1"/>
-    <w:lsdException w:name="Plain Table 1" w:uiPriority="599"/>
-    <w:lsdException w:name="Plain Table 2" w:uiPriority="600"/>
-    <w:lsdException w:name="Plain Table 3" w:uiPriority="601"/>
-    <w:lsdException w:name="Plain Table 4" w:uiPriority="608"/>
-    <w:lsdException w:name="Plain Table 5" w:uiPriority="609"/>
-    <w:lsdException w:name="Grid Table Light" w:uiPriority="598"/>
-    <w:lsdException w:name="Grid Table 1 Light" w:uiPriority="628"/>
-    <w:lsdException w:name="Grid Table 2" w:uiPriority="629"/>
-    <w:lsdException w:name="Grid Table 3" w:uiPriority="630"/>
-    <w:lsdException w:name="Grid Table 4" w:uiPriority="631"/>
-    <w:lsdException w:name="Grid Table 5 Dark" w:uiPriority="662"/>
-    <w:lsdException w:name="Grid Table 6 Colorful" w:uiPriority="663"/>
-    <w:lsdException w:name="Grid Table 7 Colorful" w:uiPriority="772"/>
-    <w:lsdException w:name="Grid Table 1 Light Accent 1" w:uiPriority="628"/>
-    <w:lsdException w:name="Grid Table 2 Accent 1" w:uiPriority="629"/>
-    <w:lsdException w:name="Grid Table 3 Accent 1" w:uiPriority="630"/>
-    <w:lsdException w:name="Grid Table 4 Accent 1" w:uiPriority="631"/>
-    <w:lsdException w:name="Grid Table 5 Dark Accent 1" w:uiPriority="662"/>
-    <w:lsdException w:name="Grid Table 6 Colorful Accent 1" w:uiPriority="663"/>
-    <w:lsdException w:name="Grid Table 7 Colorful Accent 1" w:uiPriority="772"/>
-    <w:lsdException w:name="Grid Table 1 Light Accent 2" w:uiPriority="628"/>
-    <w:lsdException w:name="Grid Table 2 Accent 2" w:uiPriority="629"/>
-    <w:lsdException w:name="Grid Table 3 Accent 2" w:uiPriority="630"/>
-    <w:lsdException w:name="Grid Table 4 Accent 2" w:uiPriority="631"/>
-    <w:lsdException w:name="Grid Table 5 Dark Accent 2" w:uiPriority="662"/>
-    <w:lsdException w:name="Grid Table 6 Colorful Accent 2" w:uiPriority="663"/>
-    <w:lsdException w:name="Grid Table 7 Colorful Accent 2" w:uiPriority="772"/>
-    <w:lsdException w:name="Grid Table 1 Light Accent 3" w:uiPriority="628"/>
-    <w:lsdException w:name="Grid Table 2 Accent 3" w:uiPriority="629"/>
-    <w:lsdException w:name="Grid Table 3 Accent 3" w:uiPriority="630"/>
-    <w:lsdException w:name="Grid Table 4 Accent 3" w:uiPriority="631"/>
-    <w:lsdException w:name="Grid Table 5 Dark Accent 3" w:uiPriority="662"/>
-    <w:lsdException w:name="Grid Table 6 Colorful Accent 3" w:uiPriority="663"/>
-    <w:lsdException w:name="Grid Table 7 Colorful Accent 3" w:uiPriority="772"/>
-    <w:lsdException w:name="Grid Table 1 Light Accent 4" w:uiPriority="628"/>
-    <w:lsdException w:name="Grid Table 2 Accent 4" w:uiPriority="629"/>
-    <w:lsdException w:name="Grid Table 3 Accent 4" w:uiPriority="630"/>
-    <w:lsdException w:name="Grid Table 4 Accent 4" w:uiPriority="631"/>
-    <w:lsdException w:name="Grid Table 5 Dark Accent 4" w:uiPriority="662"/>
-    <w:lsdException w:name="Grid Table 6 Colorful Accent 4" w:uiPriority="663"/>
-    <w:lsdException w:name="Grid Table 7 Colorful Accent 4" w:uiPriority="772"/>
-    <w:lsdException w:name="Grid Table 1 Light Accent 5" w:uiPriority="628"/>
-    <w:lsdException w:name="Grid Table 2 Accent 5" w:uiPriority="629"/>
-    <w:lsdException w:name="Grid Table 3 Accent 5" w:uiPriority="630"/>
-    <w:lsdException w:name="Grid Table 4 Accent 5" w:uiPriority="631"/>
-    <w:lsdException w:name="Grid Table 5 Dark Accent 5" w:uiPriority="662"/>
-    <w:lsdException w:name="Grid Table 6 Colorful Accent 5" w:uiPriority="663"/>
-    <w:lsdException w:name="Grid Table 7 Colorful Accent 5" w:uiPriority="772"/>
-    <w:lsdException w:name="Grid Table 1 Light Accent 6" w:uiPriority="628"/>
-    <w:lsdException w:name="Grid Table 2 Accent 6" w:uiPriority="629"/>
-    <w:lsdException w:name="Grid Table 3 Accent 6" w:uiPriority="630"/>
-    <w:lsdException w:name="Grid Table 4 Accent 6" w:uiPriority="631"/>
-    <w:lsdException w:name="Grid Table 5 Dark Accent 6" w:uiPriority="662"/>
-    <w:lsdException w:name="Grid Table 6 Colorful Accent 6" w:uiPriority="663"/>
-    <w:lsdException w:name="Grid Table 7 Colorful Accent 6" w:uiPriority="772"/>
-    <w:lsdException w:name="List Table 1 Light" w:uiPriority="628"/>
-    <w:lsdException w:name="List Table 2" w:uiPriority="629"/>
-    <w:lsdException w:name="List Table 3" w:uiPriority="630"/>
-    <w:lsdException w:name="List Table 4" w:uiPriority="631"/>
-    <w:lsdException w:name="List Table 5 Dark" w:uiPriority="662"/>
-    <w:lsdException w:name="List Table 6 Colorful" w:uiPriority="663"/>
-    <w:lsdException w:name="List Table 7 Colorful" w:uiPriority="772"/>
-    <w:lsdException w:name="List Table 1 Light Accent 1" w:uiPriority="628"/>
-    <w:lsdException w:name="List Table 2 Accent 1" w:uiPriority="629"/>
-    <w:lsdException w:name="List Table 3 Accent 1" w:uiPriority="630"/>
-    <w:lsdException w:name="List Table 4 Accent 1" w:uiPriority="631"/>
-    <w:lsdException w:name="List Table 5 Dark Accent 1" w:uiPriority="662"/>
-    <w:lsdException w:name="List Table 6 Colorful Accent 1" w:uiPriority="663"/>
-    <w:lsdException w:name="List Table 7 Colorful Accent 1" w:uiPriority="772"/>
-    <w:lsdException w:name="List Table 1 Light Accent 2" w:uiPriority="628"/>
-    <w:lsdException w:name="List Table 2 Accent 2" w:uiPriority="629"/>
-    <w:lsdException w:name="List Table 3 Accent 2" w:uiPriority="630"/>
-    <w:lsdException w:name="List Table 4 Accent 2" w:uiPriority="631"/>
-    <w:lsdException w:name="List Table 5 Dark Accent 2" w:uiPriority="662"/>
-    <w:lsdException w:name="List Table 6 Colorful Accent 2" w:uiPriority="663"/>
-    <w:lsdException w:name="List Table 7 Colorful Accent 2" w:uiPriority="772"/>
-    <w:lsdException w:name="List Table 1 Light Accent 3" w:uiPriority="628"/>
-    <w:lsdException w:name="List Table 2 Accent 3" w:uiPriority="629"/>
-    <w:lsdException w:name="List Table 3 Accent 3" w:uiPriority="630"/>
-    <w:lsdException w:name="List Table 4 Accent 3" w:uiPriority="631"/>
-    <w:lsdException w:name="List Table 5 Dark Accent 3" w:uiPriority="662"/>
-    <w:lsdException w:name="List Table 6 Colorful Accent 3" w:uiPriority="663"/>
-    <w:lsdException w:name="List Table 7 Colorful Accent 3" w:uiPriority="772"/>
-    <w:lsdException w:name="List Table 1 Light Accent 4" w:uiPriority="628"/>
-    <w:lsdException w:name="List Table 2 Accent 4" w:uiPriority="629"/>
-    <w:lsdException w:name="List Table 3 Accent 4" w:uiPriority="630"/>
-    <w:lsdException w:name="List Table 4 Accent 4" w:uiPriority="631"/>
-    <w:lsdException w:name="List Table 5 Dark Accent 4" w:uiPriority="662"/>
-    <w:lsdException w:name="List Table 6 Colorful Accent 4" w:uiPriority="663"/>
-    <w:lsdException w:name="List Table 7 Colorful Accent 4" w:uiPriority="772"/>
-    <w:lsdException w:name="List Table 1 Light Accent 5" w:uiPriority="628"/>
-    <w:lsdException w:name="List Table 2 Accent 5" w:uiPriority="629"/>
-    <w:lsdException w:name="List Table 3 Accent 5" w:uiPriority="630"/>
-    <w:lsdException w:name="List Table 4 Accent 5" w:uiPriority="631"/>
-    <w:lsdException w:name="List Table 5 Dark Accent 5" w:uiPriority="662"/>
-    <w:lsdException w:name="List Table 6 Colorful Accent 5" w:uiPriority="663"/>
-    <w:lsdException w:name="List Table 7 Colorful Accent 5" w:uiPriority="772"/>
-    <w:lsdException w:name="List Table 1 Light Accent 6" w:uiPriority="628"/>
-    <w:lsdException w:name="List Table 2 Accent 6" w:uiPriority="629"/>
-    <w:lsdException w:name="List Table 3 Accent 6" w:uiPriority="630"/>
-    <w:lsdException w:name="List Table 4 Accent 6" w:uiPriority="631"/>
-    <w:lsdException w:name="List Table 5 Dark Accent 6" w:uiPriority="662"/>
-    <w:lsdException w:name="List Table 6 Colorful Accent 6" w:uiPriority="663"/>
-    <w:lsdException w:name="List Table 7 Colorful Accent 6" w:uiPriority="772"/>
+    <w:lsdException w:name="List Paragraph" w:uiPriority="772" w:qFormat="1"/>
+    <w:lsdException w:name="Quote" w:uiPriority="599" w:qFormat="1"/>
+    <w:lsdException w:name="Intense Quote" w:uiPriority="630" w:qFormat="1"/>
+    <w:lsdException w:name="Medium List 2 Accent 1" w:uiPriority="5430"/>
+    <w:lsdException w:name="Medium Grid 1 Accent 1" w:uiPriority="5431"/>
+    <w:lsdException w:name="Medium Grid 2 Accent 1" w:uiPriority="5444"/>
+    <w:lsdException w:name="Medium Grid 3 Accent 1" w:uiPriority="5445"/>
+    <w:lsdException w:name="Dark List Accent 1" w:uiPriority="5494"/>
+    <w:lsdException w:name="Colorful Shading Accent 1" w:uiPriority="5495"/>
+    <w:lsdException w:name="Colorful List Accent 1" w:uiPriority="5508"/>
+    <w:lsdException w:name="Colorful Grid Accent 1" w:uiPriority="5509"/>
+    <w:lsdException w:name="Light Shading Accent 2" w:uiPriority="2082"/>
+    <w:lsdException w:name="Light List Accent 2" w:uiPriority="2083"/>
+    <w:lsdException w:name="Light Grid Accent 2" w:uiPriority="2084"/>
+    <w:lsdException w:name="Medium Shading 1 Accent 2" w:uiPriority="2085"/>
+    <w:lsdException w:name="Medium Shading 2 Accent 2" w:uiPriority="5170"/>
+    <w:lsdException w:name="Medium List 1 Accent 2" w:uiPriority="5171"/>
+    <w:lsdException w:name="Medium List 2 Accent 2" w:uiPriority="5430"/>
+    <w:lsdException w:name="Medium Grid 1 Accent 2" w:uiPriority="5431"/>
+    <w:lsdException w:name="Medium Grid 2 Accent 2" w:uiPriority="5444"/>
+    <w:lsdException w:name="Medium Grid 3 Accent 2" w:uiPriority="5445"/>
+    <w:lsdException w:name="Dark List Accent 2" w:uiPriority="5494"/>
+    <w:lsdException w:name="Colorful Shading Accent 2" w:uiPriority="5495"/>
+    <w:lsdException w:name="Colorful List Accent 2" w:uiPriority="5508"/>
+    <w:lsdException w:name="Colorful Grid Accent 2" w:uiPriority="5509"/>
+    <w:lsdException w:name="Light Shading Accent 3" w:uiPriority="2082"/>
+    <w:lsdException w:name="Light List Accent 3" w:uiPriority="2083"/>
+    <w:lsdException w:name="Light Grid Accent 3" w:uiPriority="2084"/>
+    <w:lsdException w:name="Medium Shading 1 Accent 3" w:uiPriority="2085"/>
+    <w:lsdException w:name="Medium Shading 2 Accent 3" w:uiPriority="5170"/>
+    <w:lsdException w:name="Medium List 1 Accent 3" w:uiPriority="5171"/>
+    <w:lsdException w:name="Medium List 2 Accent 3" w:uiPriority="5430"/>
+    <w:lsdException w:name="Medium Grid 1 Accent 3" w:uiPriority="5431"/>
+    <w:lsdException w:name="Medium Grid 2 Accent 3" w:uiPriority="5444"/>
+    <w:lsdException w:name="Medium Grid 3 Accent 3" w:uiPriority="5445"/>
+    <w:lsdException w:name="Dark List Accent 3" w:uiPriority="5494"/>
+    <w:lsdException w:name="Colorful Shading Accent 3" w:uiPriority="5495"/>
+    <w:lsdException w:name="Colorful List Accent 3" w:uiPriority="5508"/>
+    <w:lsdException w:name="Colorful Grid Accent 3" w:uiPriority="5509"/>
+    <w:lsdException w:name="Light Shading Accent 4" w:uiPriority="2082"/>
+    <w:lsdException w:name="Light List Accent 4" w:uiPriority="2083"/>
+    <w:lsdException w:name="Light Grid Accent 4" w:uiPriority="2084"/>
+    <w:lsdException w:name="Medium Shading 1 Accent 4" w:uiPriority="2085"/>
+    <w:lsdException w:name="Medium Shading 2 Accent 4" w:uiPriority="5170"/>
+    <w:lsdException w:name="Medium List 1 Accent 4" w:uiPriority="5171"/>
+    <w:lsdException w:name="Medium List 2 Accent 4" w:uiPriority="5430"/>
+    <w:lsdException w:name="Medium Grid 1 Accent 4" w:uiPriority="5431"/>
+    <w:lsdException w:name="Medium Grid 2 Accent 4" w:uiPriority="5444"/>
+    <w:lsdException w:name="Medium Grid 3 Accent 4" w:uiPriority="5445"/>
+    <w:lsdException w:name="Dark List Accent 4" w:uiPriority="5494"/>
+    <w:lsdException w:name="Colorful Shading Accent 4" w:uiPriority="5495"/>
+    <w:lsdException w:name="Colorful List Accent 4" w:uiPriority="5508"/>
+    <w:lsdException w:name="Colorful Grid Accent 4" w:uiPriority="5509"/>
+    <w:lsdException w:name="Light Shading Accent 5" w:uiPriority="2082"/>
+    <w:lsdException w:name="Light List Accent 5" w:uiPriority="2083"/>
+    <w:lsdException w:name="Light Grid Accent 5" w:uiPriority="2084"/>
+    <w:lsdException w:name="Medium Shading 1 Accent 5" w:uiPriority="2085"/>
+    <w:lsdException w:name="Medium Shading 2 Accent 5" w:uiPriority="5170"/>
+    <w:lsdException w:name="Medium List 1 Accent 5" w:uiPriority="5171"/>
+    <w:lsdException w:name="Medium List 2 Accent 5" w:uiPriority="5430"/>
+    <w:lsdException w:name="Medium Grid 1 Accent 5" w:uiPriority="5431"/>
+    <w:lsdException w:name="Medium Grid 2 Accent 5" w:uiPriority="5444"/>
+    <w:lsdException w:name="Medium Grid 3 Accent 5" w:uiPriority="5445"/>
+    <w:lsdException w:name="Dark List Accent 5" w:uiPriority="5494"/>
+    <w:lsdException w:name="Colorful Shading Accent 5" w:uiPriority="5495"/>
+    <w:lsdException w:name="Colorful List Accent 5" w:uiPriority="5508"/>
+    <w:lsdException w:name="Colorful Grid Accent 5" w:uiPriority="5509"/>
+    <w:lsdException w:name="Light Shading Accent 6" w:uiPriority="2082"/>
+    <w:lsdException w:name="Light List Accent 6" w:uiPriority="2083"/>
+    <w:lsdException w:name="Light Grid Accent 6" w:uiPriority="2084"/>
+    <w:lsdException w:name="Medium Shading 1 Accent 6" w:uiPriority="2085"/>
+    <w:lsdException w:name="Medium Shading 2 Accent 6" w:uiPriority="5170"/>
+    <w:lsdException w:name="Medium List 1 Accent 6" w:uiPriority="5171"/>
+    <w:lsdException w:name="Medium List 2 Accent 6" w:uiPriority="5430"/>
+    <w:lsdException w:name="Medium Grid 1 Accent 6" w:uiPriority="5431"/>
+    <w:lsdException w:name="Medium Grid 2 Accent 6" w:uiPriority="5444"/>
+    <w:lsdException w:name="Medium Grid 3 Accent 6" w:uiPriority="5445"/>
+    <w:lsdException w:name="Dark List Accent 6" w:uiPriority="5494"/>
+    <w:lsdException w:name="Colorful Shading Accent 6" w:uiPriority="5495"/>
+    <w:lsdException w:name="Colorful List Accent 6" w:uiPriority="5508"/>
+    <w:lsdException w:name="Colorful Grid Accent 6" w:uiPriority="5509"/>
+    <w:lsdException w:name="Subtle Emphasis" w:uiPriority="133" w:qFormat="1"/>
+    <w:lsdException w:name="Intense Emphasis" w:uiPriority="297" w:qFormat="1"/>
+    <w:lsdException w:name="Subtle Reference" w:uiPriority="631" w:qFormat="1"/>
+    <w:lsdException w:name="Intense Reference" w:uiPriority="662" w:qFormat="1"/>
+    <w:lsdException w:name="Book Title" w:uiPriority="663" w:qFormat="1"/>
+    <w:lsdException w:name="Bibliography" w:semiHidden="1" w:uiPriority="775" w:unhideWhenUsed="1"/>
+    <w:lsdException w:name="TOC Heading" w:semiHidden="1" w:uiPriority="777" w:unhideWhenUsed="1" w:qFormat="1"/>
+    <w:lsdException w:name="Plain Table 1" w:uiPriority="1433"/>
+    <w:lsdException w:name="Plain Table 2" w:uiPriority="1536"/>
+    <w:lsdException w:name="Plain Table 3" w:uiPriority="1537"/>
+    <w:lsdException w:name="Plain Table 4" w:uiPriority="1544"/>
+    <w:lsdException w:name="Plain Table 5" w:uiPriority="1545"/>
+    <w:lsdException w:name="Grid Table Light" w:uiPriority="1432"/>
+    <w:lsdException w:name="Grid Table 1 Light" w:uiPriority="1576"/>
+    <w:lsdException w:name="Grid Table 2" w:uiPriority="1577"/>
+    <w:lsdException w:name="Grid Table 3" w:uiPriority="1584"/>
+    <w:lsdException w:name="Grid Table 4" w:uiPriority="1585"/>
+    <w:lsdException w:name="Grid Table 5 Dark" w:uiPriority="1634"/>
+    <w:lsdException w:name="Grid Table 6 Colorful" w:uiPriority="1635"/>
+    <w:lsdException w:name="Grid Table 7 Colorful" w:uiPriority="1906"/>
+    <w:lsdException w:name="Grid Table 1 Light Accent 1" w:uiPriority="1576"/>
+    <w:lsdException w:name="Grid Table 2 Accent 1" w:uiPriority="1577"/>
+    <w:lsdException w:name="Grid Table 3 Accent 1" w:uiPriority="1584"/>
+    <w:lsdException w:name="Grid Table 4 Accent 1" w:uiPriority="1585"/>
+    <w:lsdException w:name="Grid Table 5 Dark Accent 1" w:uiPriority="1634"/>
+    <w:lsdException w:name="Grid Table 6 Colorful Accent 1" w:uiPriority="1635"/>
+    <w:lsdException w:name="Grid Table 7 Colorful Accent 1" w:uiPriority="1906"/>
+    <w:lsdException w:name="Grid Table 1 Light Accent 2" w:uiPriority="1576"/>
+    <w:lsdException w:name="Grid Table 2 Accent 2" w:uiPriority="1577"/>
+    <w:lsdException w:name="Grid Table 3 Accent 2" w:uiPriority="1584"/>
+    <w:lsdException w:name="Grid Table 4 Accent 2" w:uiPriority="1585"/>
+    <w:lsdException w:name="Grid Table 5 Dark Accent 2" w:uiPriority="1634"/>
+    <w:lsdException w:name="Grid Table 6 Colorful Accent 2" w:uiPriority="1635"/>
+    <w:lsdException w:name="Grid Table 7 Colorful Accent 2" w:uiPriority="1906"/>
+    <w:lsdException w:name="Grid Table 1 Light Accent 3" w:uiPriority="1576"/>
+    <w:lsdException w:name="Grid Table 2 Accent 3" w:uiPriority="1577"/>
+    <w:lsdException w:name="Grid Table 3 Accent 3" w:uiPriority="1584"/>
+    <w:lsdException w:name="Grid Table 4 Accent 3" w:uiPriority="1585"/>
+    <w:lsdException w:name="Grid Table 5 Dark Accent 3" w:uiPriority="1634"/>
+    <w:lsdException w:name="Grid Table 6 Colorful Accent 3" w:uiPriority="1635"/>
+    <w:lsdException w:name="Grid Table 7 Colorful Accent 3" w:uiPriority="1906"/>
+    <w:lsdException w:name="Grid Table 1 Light Accent 4" w:uiPriority="1576"/>
+    <w:lsdException w:name="Grid Table 2 Accent 4" w:uiPriority="1577"/>
+    <w:lsdException w:name="Grid Table 3 Accent 4" w:uiPriority="1584"/>
+    <w:lsdException w:name="Grid Table 4 Accent 4" w:uiPriority="1585"/>
+    <w:lsdException w:name="Grid Table 5 Dark Accent 4" w:uiPriority="1634"/>
+    <w:lsdException w:name="Grid Table 6 Colorful Accent 4" w:uiPriority="1635"/>
+    <w:lsdException w:name="Grid Table 7 Colorful Accent 4" w:uiPriority="1906"/>
+    <w:lsdException w:name="Grid Table 1 Light Accent 5" w:uiPriority="1576"/>
+    <w:lsdException w:name="Grid Table 2 Accent 5" w:uiPriority="1577"/>
+    <w:lsdException w:name="Grid Table 3 Accent 5" w:uiPriority="1584"/>
+    <w:lsdException w:name="Grid Table 4 Accent 5" w:uiPriority="1585"/>
+    <w:lsdException w:name="Grid Table 5 Dark Accent 5" w:uiPriority="1634"/>
+    <w:lsdException w:name="Grid Table 6 Colorful Accent 5" w:uiPriority="1635"/>
+    <w:lsdException w:name="Grid Table 7 Colorful Accent 5" w:uiPriority="1906"/>
+    <w:lsdException w:name="Grid Table 1 Light Accent 6" w:uiPriority="1576"/>
+    <w:lsdException w:name="Grid Table 2 Accent 6" w:uiPriority="1577"/>
+    <w:lsdException w:name="Grid Table 3 Accent 6" w:uiPriority="1584"/>
+    <w:lsdException w:name="Grid Table 4 Accent 6" w:uiPriority="1585"/>
+    <w:lsdException w:name="Grid Table 5 Dark Accent 6" w:uiPriority="1634"/>
+    <w:lsdException w:name="Grid Table 6 Colorful Accent 6" w:uiPriority="1635"/>
+    <w:lsdException w:name="Grid Table 7 Colorful Accent 6" w:uiPriority="1906"/>
+    <w:lsdException w:name="List Table 1 Light" w:uiPriority="1576"/>
+    <w:lsdException w:name="List Table 2" w:uiPriority="1577"/>
+    <w:lsdException w:name="List Table 3" w:uiPriority="1584"/>
+    <w:lsdException w:name="List Table 4" w:uiPriority="1585"/>
+    <w:lsdException w:name="List Table 5 Dark" w:uiPriority="1634"/>
+    <w:lsdException w:name="List Table 6 Colorful" w:uiPriority="1635"/>
+    <w:lsdException w:name="List Table 7 Colorful" w:uiPriority="1906"/>
+    <w:lsdException w:name="List Table 1 Light Accent 1" w:uiPriority="1576"/>
+    <w:lsdException w:name="List Table 2 Accent 1" w:uiPriority="1577"/>
+    <w:lsdException w:name="List Table 3 Accent 1" w:uiPriority="1584"/>
+    <w:lsdException w:name="List Table 4 Accent 1" w:uiPriority="1585"/>
+    <w:lsdException w:name="List Table 5 Dark Accent 1" w:uiPriority="1634"/>
+    <w:lsdException w:name="List Table 6 Colorful Accent 1" w:uiPriority="1635"/>
+    <w:lsdException w:name="List Table 7 Colorful Accent 1" w:uiPriority="1906"/>
+    <w:lsdException w:name="List Table 1 Light Accent 2" w:uiPriority="1576"/>
+    <w:lsdException w:name="List Table 2 Accent 2" w:uiPriority="1577"/>
+    <w:lsdException w:name="List Table 3 Accent 2" w:uiPriority="1584"/>
+    <w:lsdException w:name="List Table 4 Accent 2" w:uiPriority="1585"/>
+    <w:lsdException w:name="List Table 5 Dark Accent 2" w:uiPriority="1634"/>
+    <w:lsdException w:name="List Table 6 Colorful Accent 2" w:uiPriority="1635"/>
+    <w:lsdException w:name="List Table 7 Colorful Accent 2" w:uiPriority="1906"/>
+    <w:lsdException w:name="List Table 1 Light Accent 3" w:uiPriority="1576"/>
+    <w:lsdException w:name="List Table 2 Accent 3" w:uiPriority="1577"/>
+    <w:lsdException w:name="List Table 3 Accent 3" w:uiPriority="1584"/>
+    <w:lsdException w:name="List Table 4 Accent 3" w:uiPriority="1585"/>
+    <w:lsdException w:name="List Table 5 Dark Accent 3" w:uiPriority="1634"/>
+    <w:lsdException w:name="List Table 6 Colorful Accent 3" w:uiPriority="1635"/>
+    <w:lsdException w:name="List Table 7 Colorful Accent 3" w:uiPriority="1906"/>
+    <w:lsdException w:name="List Table 1 Light Accent 4" w:uiPriority="1576"/>
+    <w:lsdException w:name="List Table 2 Accent 4" w:uiPriority="1577"/>
+    <w:lsdException w:name="List Table 3 Accent 4" w:uiPriority="1584"/>
+    <w:lsdException w:name="List Table 4 Accent 4" w:uiPriority="1585"/>
+    <w:lsdException w:name="List Table 5 Dark Accent 4" w:uiPriority="1634"/>
+    <w:lsdException w:name="List Table 6 Colorful Accent 4" w:uiPriority="1635"/>
+    <w:lsdException w:name="List Table 7 Colorful Accent 4" w:uiPriority="1906"/>
+    <w:lsdException w:name="List Table 1 Light Accent 5" w:uiPriority="1576"/>
+    <w:lsdException w:name="List Table 2 Accent 5" w:uiPriority="1577"/>
+    <w:lsdException w:name="List Table 3 Accent 5" w:uiPriority="1584"/>
+    <w:lsdException w:name="List Table 4 Accent 5" w:uiPriority="1585"/>
+    <w:lsdException w:name="List Table 5 Dark Accent 5" w:uiPriority="1634"/>
+    <w:lsdException w:name="List Table 6 Colorful Accent 5" w:uiPriority="1635"/>
+    <w:lsdException w:name="List Table 7 Colorful Accent 5" w:uiPriority="1906"/>
+    <w:lsdException w:name="List Table 1 Light Accent 6" w:uiPriority="1576"/>
+    <w:lsdException w:name="List Table 2 Accent 6" w:uiPriority="1577"/>
+    <w:lsdException w:name="List Table 3 Accent 6" w:uiPriority="1584"/>
+    <w:lsdException w:name="List Table 4 Accent 6" w:uiPriority="1585"/>
+    <w:lsdException w:name="List Table 5 Dark Accent 6" w:uiPriority="1634"/>
+    <w:lsdException w:name="List Table 6 Colorful Accent 6" w:uiPriority="1635"/>
+    <w:lsdException w:name="List Table 7 Colorful Accent 6" w:uiPriority="1906"/>
   </w:latentStyles>
   <w:style w:type="paragraph" w:styleId="Title">
     <w:name w:val="Title"/>

--- a/나날_기획서_v1.0.docx
+++ b/나날_기획서_v1.0.docx
@@ -12998,17 +12998,27 @@
     <w:p>
       <w:pPr/>
       <w:r>
-        <w:t xml:space="preserve">매일 선물상자 1회 (5xp </w:t>
+        <w:t>매일 선물상자 1회 (</w:t>
       </w:r>
       <w:r>
         <w:rPr>
           <w:lang w:eastAsia="ko-KR"/>
           <w:rtl w:val="off"/>
         </w:rPr>
-        <w:t>5</w:t>
+        <w:t>10</w:t>
       </w:r>
       <w:r>
-        <w:t xml:space="preserve">0% / 10xp </w:t>
+        <w:t xml:space="preserve">xp </w:t>
+      </w:r>
+      <w:r>
+        <w:rPr>
+          <w:lang w:eastAsia="ko-KR"/>
+          <w:rtl w:val="off"/>
+        </w:rPr>
+        <w:t>6</w:t>
+      </w:r>
+      <w:r>
+        <w:t xml:space="preserve">0% / </w:t>
       </w:r>
       <w:r>
         <w:rPr>
@@ -13018,7 +13028,27 @@
         <w:t>3</w:t>
       </w:r>
       <w:r>
-        <w:t>0% / 코인1개 20%)</w:t>
+        <w:t xml:space="preserve">0xp </w:t>
+      </w:r>
+      <w:r>
+        <w:rPr>
+          <w:lang w:eastAsia="ko-KR"/>
+          <w:rtl w:val="off"/>
+        </w:rPr>
+        <w:t>3</w:t>
+      </w:r>
+      <w:r>
+        <w:t xml:space="preserve">0% / 코인1개 </w:t>
+      </w:r>
+      <w:r>
+        <w:rPr>
+          <w:lang w:eastAsia="ko-KR"/>
+          <w:rtl w:val="off"/>
+        </w:rPr>
+        <w:t>1</w:t>
+      </w:r>
+      <w:r>
+        <w:t>0%)</w:t>
       </w:r>
     </w:p>
     <w:p>
@@ -13068,6 +13098,166 @@
       <w:pPr>
         <w:jc w:val="center"/>
         <w:spacing w:before="600"/>
+      </w:pPr>
+    </w:p>
+    <w:p/>
+    <w:p/>
+    <w:tbl>
+      <w:tblPr>
+        <w:tblStyle w:val="a6"/>
+        <w:tblLook w:val="04A0" w:firstRow="1" w:lastRow="0" w:firstColumn="1" w:lastColumn="0" w:noHBand="0" w:noVBand="1"/>
+        <w:tblLayout w:type="autofit"/>
+      </w:tblPr>
+      <w:tblGrid>
+        <w:gridCol w:w="4621"/>
+        <w:gridCol w:w="4621"/>
+      </w:tblGrid>
+      <w:tr>
+        <w:tc>
+          <w:tcPr>
+            <w:tcW w:w="4621" w:type="dxa"/>
+          </w:tcPr>
+          <w:p>
+            <w:pPr>
+              <w:jc w:val="center"/>
+            </w:pPr>
+            <w:r>
+              <w:t>앱 출시 기준으로 우선순위 정리해줄게:</w:t>
+            </w:r>
+          </w:p>
+          <w:p>
+            <w:pPr>
+              <w:jc w:val="center"/>
+            </w:pPr>
+          </w:p>
+          <w:p>
+            <w:pPr>
+              <w:jc w:val="center"/>
+            </w:pPr>
+            <w:r>
+              <w:t>필수 (스토어 등록 조건)</w:t>
+            </w:r>
+          </w:p>
+          <w:p>
+            <w:pPr>
+              <w:jc w:val="center"/>
+            </w:pPr>
+          </w:p>
+          <w:p>
+            <w:pPr>
+              <w:jc w:val="center"/>
+            </w:pPr>
+            <w:r>
+              <w:t>개인정보처리방침 — Google Play 필수 요구사항. 없으면 등록 불가</w:t>
+            </w:r>
+          </w:p>
+          <w:p>
+            <w:pPr>
+              <w:jc w:val="center"/>
+            </w:pPr>
+            <w:r>
+              <w:t>이용약관 — 필수는 아니지만 권장</w:t>
+            </w:r>
+          </w:p>
+          <w:p>
+            <w:pPr>
+              <w:jc w:val="center"/>
+            </w:pPr>
+            <w:r>
+              <w:t>기능 완성도</w:t>
+            </w:r>
+          </w:p>
+          <w:p>
+            <w:pPr>
+              <w:jc w:val="center"/>
+            </w:pPr>
+            <w:r>
+              <w:t xml:space="preserve">3. </w:t>
+            </w:r>
+            <w:r>
+              <w:rPr>
+                <w:highlight w:val="yellow"/>
+              </w:rPr>
+              <w:t>광고 — GiftBoxModal에 "광고 보고 2배" 버튼이 이미 있는데 실제 광고 미연결 상태야. AdMob 연동 필요</w:t>
+            </w:r>
+          </w:p>
+          <w:p>
+            <w:pPr>
+              <w:jc w:val="center"/>
+            </w:pPr>
+            <w:r>
+              <w:t>4. 푸시 알림 — SCHEDULE_EXACT_ALARM 권한은 이미 선언해뒀는데 실제 알림 기능은 구현됐어?</w:t>
+            </w:r>
+          </w:p>
+          <w:p>
+            <w:pPr>
+              <w:jc w:val="center"/>
+              <w:rPr>
+                <w:highlight w:val="yellow"/>
+              </w:rPr>
+            </w:pPr>
+            <w:r>
+              <w:t xml:space="preserve">5. </w:t>
+            </w:r>
+            <w:r>
+              <w:rPr>
+                <w:highlight w:val="yellow"/>
+              </w:rPr>
+              <w:t>캐릭터 — 현재 몇 개나 그려진 상태야?</w:t>
+            </w:r>
+          </w:p>
+          <w:p>
+            <w:pPr>
+              <w:jc w:val="center"/>
+            </w:pPr>
+          </w:p>
+          <w:p>
+            <w:pPr>
+              <w:jc w:val="center"/>
+            </w:pPr>
+            <w:r>
+              <w:t>출시 준비</w:t>
+            </w:r>
+          </w:p>
+          <w:p>
+            <w:pPr>
+              <w:jc w:val="center"/>
+            </w:pPr>
+            <w:r>
+              <w:t>6. EAS Build로 APK/AAB 생성</w:t>
+            </w:r>
+          </w:p>
+          <w:p>
+            <w:pPr>
+              <w:jc w:val="center"/>
+            </w:pPr>
+            <w:r>
+              <w:t>7. Play Store 콘솔에 앱 등록</w:t>
+            </w:r>
+          </w:p>
+        </w:tc>
+        <w:tc>
+          <w:tcPr>
+            <w:tcW w:w="4621" w:type="dxa"/>
+          </w:tcPr>
+          <w:p>
+            <w:pPr>
+              <w:jc w:val="center"/>
+            </w:pPr>
+            <w:r>
+              <w:rPr>
+                <w:lang w:eastAsia="ko-KR"/>
+                <w:rtl w:val="off"/>
+              </w:rPr>
+              <w:t>백엔드 aws로 변경....</w:t>
+            </w:r>
+          </w:p>
+        </w:tc>
+      </w:tr>
+    </w:tbl>
+    <w:p>
+      <w:pPr>
+        <w:jc w:val="center"/>
       </w:pPr>
     </w:p>
     <w:sectPr>
@@ -13165,22 +13355,22 @@
     <w:lsdException w:name="index 7" w:semiHidden="1" w:unhideWhenUsed="1"/>
     <w:lsdException w:name="index 8" w:semiHidden="1" w:unhideWhenUsed="1"/>
     <w:lsdException w:name="index 9" w:semiHidden="1" w:unhideWhenUsed="1"/>
-    <w:lsdException w:name="toc 1" w:semiHidden="1" w:uiPriority="777" w:unhideWhenUsed="1"/>
-    <w:lsdException w:name="toc 2" w:semiHidden="1" w:uiPriority="777" w:unhideWhenUsed="1"/>
-    <w:lsdException w:name="toc 3" w:semiHidden="1" w:uiPriority="777" w:unhideWhenUsed="1"/>
-    <w:lsdException w:name="toc 4" w:semiHidden="1" w:uiPriority="777" w:unhideWhenUsed="1"/>
-    <w:lsdException w:name="toc 5" w:semiHidden="1" w:uiPriority="777" w:unhideWhenUsed="1"/>
-    <w:lsdException w:name="toc 6" w:semiHidden="1" w:uiPriority="777" w:unhideWhenUsed="1"/>
-    <w:lsdException w:name="toc 7" w:semiHidden="1" w:uiPriority="777" w:unhideWhenUsed="1"/>
-    <w:lsdException w:name="toc 8" w:semiHidden="1" w:uiPriority="777" w:unhideWhenUsed="1"/>
-    <w:lsdException w:name="toc 9" w:semiHidden="1" w:uiPriority="777" w:unhideWhenUsed="1"/>
+    <w:lsdException w:name="toc 1" w:semiHidden="1" w:uiPriority="1911" w:unhideWhenUsed="1"/>
+    <w:lsdException w:name="toc 2" w:semiHidden="1" w:uiPriority="1911" w:unhideWhenUsed="1"/>
+    <w:lsdException w:name="toc 3" w:semiHidden="1" w:uiPriority="1911" w:unhideWhenUsed="1"/>
+    <w:lsdException w:name="toc 4" w:semiHidden="1" w:uiPriority="1911" w:unhideWhenUsed="1"/>
+    <w:lsdException w:name="toc 5" w:semiHidden="1" w:uiPriority="1911" w:unhideWhenUsed="1"/>
+    <w:lsdException w:name="toc 6" w:semiHidden="1" w:uiPriority="1911" w:unhideWhenUsed="1"/>
+    <w:lsdException w:name="toc 7" w:semiHidden="1" w:uiPriority="1911" w:unhideWhenUsed="1"/>
+    <w:lsdException w:name="toc 8" w:semiHidden="1" w:uiPriority="1911" w:unhideWhenUsed="1"/>
+    <w:lsdException w:name="toc 9" w:semiHidden="1" w:uiPriority="1911" w:unhideWhenUsed="1"/>
     <w:lsdException w:name="Normal Indent" w:semiHidden="1" w:unhideWhenUsed="1"/>
     <w:lsdException w:name="footnote text" w:semiHidden="1" w:unhideWhenUsed="1"/>
     <w:lsdException w:name="annotation text" w:semiHidden="1" w:unhideWhenUsed="1"/>
     <w:lsdException w:name="header" w:semiHidden="1" w:unhideWhenUsed="1"/>
     <w:lsdException w:name="footer" w:semiHidden="1" w:unhideWhenUsed="1"/>
     <w:lsdException w:name="index heading" w:semiHidden="1" w:unhideWhenUsed="1"/>
-    <w:lsdException w:name="caption" w:semiHidden="1" w:uiPriority="773" w:unhideWhenUsed="1" w:qFormat="1"/>
+    <w:lsdException w:name="caption" w:semiHidden="1" w:uiPriority="1907" w:unhideWhenUsed="1" w:qFormat="1"/>
     <w:lsdException w:name="table of figures" w:semiHidden="1" w:unhideWhenUsed="1"/>
     <w:lsdException w:name="envelope address" w:semiHidden="1" w:unhideWhenUsed="1"/>
     <w:lsdException w:name="envelope return" w:semiHidden="1" w:unhideWhenUsed="1"/>
@@ -13208,7 +13398,7 @@
     <w:lsdException w:name="List Number 3" w:semiHidden="1" w:unhideWhenUsed="1"/>
     <w:lsdException w:name="List Number 4" w:semiHidden="1" w:unhideWhenUsed="1"/>
     <w:lsdException w:name="List Number 5" w:semiHidden="1" w:unhideWhenUsed="1"/>
-    <w:lsdException w:name="Title" w:uiPriority="82" w:qFormat="1"/>
+    <w:lsdException w:name="Title" w:uiPriority="130" w:qFormat="1"/>
     <w:lsdException w:name="Closing" w:semiHidden="1" w:unhideWhenUsed="1"/>
     <w:lsdException w:name="Signature" w:semiHidden="1" w:unhideWhenUsed="1"/>
     <w:lsdException w:name="Default Paragraph Font" w:semiHidden="1" w:uiPriority="1" w:unhideWhenUsed="1"/>
@@ -13220,7 +13410,7 @@
     <w:lsdException w:name="List Continue 4" w:semiHidden="1" w:unhideWhenUsed="1"/>
     <w:lsdException w:name="List Continue 5" w:semiHidden="1" w:unhideWhenUsed="1"/>
     <w:lsdException w:name="Message Header" w:semiHidden="1" w:unhideWhenUsed="1"/>
-    <w:lsdException w:name="Subtitle" w:uiPriority="83" w:qFormat="1"/>
+    <w:lsdException w:name="Subtitle" w:uiPriority="131" w:qFormat="1"/>
     <w:lsdException w:name="Salutation" w:semiHidden="1" w:unhideWhenUsed="1"/>
     <w:lsdException w:name="Date" w:semiHidden="1" w:unhideWhenUsed="1"/>
     <w:lsdException w:name="Body Text First Indent" w:semiHidden="1" w:unhideWhenUsed="1"/>
@@ -13233,8 +13423,8 @@
     <w:lsdException w:name="Block Text" w:semiHidden="1" w:unhideWhenUsed="1"/>
     <w:lsdException w:name="Hyperlink" w:semiHidden="1" w:unhideWhenUsed="1"/>
     <w:lsdException w:name="FollowedHyperlink" w:semiHidden="1" w:unhideWhenUsed="1"/>
-    <w:lsdException w:name="Strong" w:uiPriority="304" w:qFormat="1"/>
-    <w:lsdException w:name="Emphasis" w:uiPriority="296" w:qFormat="1"/>
+    <w:lsdException w:name="Strong" w:uiPriority="772" w:qFormat="1"/>
+    <w:lsdException w:name="Emphasis" w:uiPriority="662" w:qFormat="1"/>
     <w:lsdException w:name="Document Map" w:semiHidden="1" w:unhideWhenUsed="1"/>
     <w:lsdException w:name="Plain Text" w:semiHidden="1" w:unhideWhenUsed="1"/>
     <w:lsdException w:name="E-mail Signature" w:semiHidden="1" w:unhideWhenUsed="1"/>
@@ -13300,223 +13490,223 @@
     <w:lsdException w:name="Table Web 2" w:semiHidden="1" w:unhideWhenUsed="1"/>
     <w:lsdException w:name="Table Web 3" w:semiHidden="1" w:unhideWhenUsed="1"/>
     <w:lsdException w:name="Balloon Text" w:semiHidden="1" w:unhideWhenUsed="1"/>
-    <w:lsdException w:name="Table Grid" w:uiPriority="777"/>
+    <w:lsdException w:name="Table Grid" w:uiPriority="1911"/>
     <w:lsdException w:name="Table Theme" w:semiHidden="1" w:unhideWhenUsed="1"/>
     <w:lsdException w:name="Placeholder Text" w:semiHidden="1"/>
     <w:lsdException w:name="No Spacing" w:uiPriority="1" w:qFormat="1"/>
-    <w:lsdException w:name="Light Shading" w:uiPriority="2082"/>
-    <w:lsdException w:name="Light List" w:uiPriority="2083"/>
-    <w:lsdException w:name="Light Grid" w:uiPriority="2084"/>
-    <w:lsdException w:name="Medium Shading 1" w:uiPriority="2085"/>
-    <w:lsdException w:name="Medium Shading 2" w:uiPriority="5170"/>
-    <w:lsdException w:name="Medium List 1" w:uiPriority="5171"/>
-    <w:lsdException w:name="Medium List 2" w:uiPriority="5430"/>
-    <w:lsdException w:name="Medium Grid 1" w:uiPriority="5431"/>
-    <w:lsdException w:name="Medium Grid 2" w:uiPriority="5444"/>
-    <w:lsdException w:name="Medium Grid 3" w:uiPriority="5445"/>
-    <w:lsdException w:name="Dark List" w:uiPriority="5494"/>
-    <w:lsdException w:name="Colorful Shading" w:uiPriority="5495"/>
-    <w:lsdException w:name="Colorful List" w:uiPriority="5508"/>
-    <w:lsdException w:name="Colorful Grid" w:uiPriority="5509"/>
-    <w:lsdException w:name="Light Shading Accent 1" w:uiPriority="2082"/>
-    <w:lsdException w:name="Light List Accent 1" w:uiPriority="2083"/>
-    <w:lsdException w:name="Light Grid Accent 1" w:uiPriority="2084"/>
-    <w:lsdException w:name="Medium Shading 1 Accent 1" w:uiPriority="2085"/>
-    <w:lsdException w:name="Medium Shading 2 Accent 1" w:uiPriority="5170"/>
-    <w:lsdException w:name="Medium List 1 Accent 1" w:uiPriority="5171"/>
+    <w:lsdException w:name="Light Shading" w:uiPriority="8322"/>
+    <w:lsdException w:name="Light List" w:uiPriority="8323"/>
+    <w:lsdException w:name="Light Grid" w:uiPriority="8324"/>
+    <w:lsdException w:name="Medium Shading 1" w:uiPriority="8325"/>
+    <w:lsdException w:name="Medium Shading 2" w:uiPriority="20848"/>
+    <w:lsdException w:name="Medium List 1" w:uiPriority="20849"/>
+    <w:lsdException w:name="Medium List 2" w:uiPriority="21552"/>
+    <w:lsdException w:name="Medium Grid 1" w:uiPriority="21553"/>
+    <w:lsdException w:name="Medium Grid 2" w:uiPriority="21572"/>
+    <w:lsdException w:name="Medium Grid 3" w:uiPriority="21573"/>
+    <w:lsdException w:name="Dark List" w:uiPriority="21652"/>
+    <w:lsdException w:name="Colorful Shading" w:uiPriority="21653"/>
+    <w:lsdException w:name="Colorful List" w:uiPriority="21768"/>
+    <w:lsdException w:name="Colorful Grid" w:uiPriority="21769"/>
+    <w:lsdException w:name="Light Shading Accent 1" w:uiPriority="8322"/>
+    <w:lsdException w:name="Light List Accent 1" w:uiPriority="8323"/>
+    <w:lsdException w:name="Light Grid Accent 1" w:uiPriority="8324"/>
+    <w:lsdException w:name="Medium Shading 1 Accent 1" w:uiPriority="8325"/>
+    <w:lsdException w:name="Medium Shading 2 Accent 1" w:uiPriority="20848"/>
+    <w:lsdException w:name="Medium List 1 Accent 1" w:uiPriority="20849"/>
     <w:lsdException w:name="Revision" w:semiHidden="1"/>
-    <w:lsdException w:name="List Paragraph" w:uiPriority="772" w:qFormat="1"/>
-    <w:lsdException w:name="Quote" w:uiPriority="599" w:qFormat="1"/>
-    <w:lsdException w:name="Intense Quote" w:uiPriority="630" w:qFormat="1"/>
-    <w:lsdException w:name="Medium List 2 Accent 1" w:uiPriority="5430"/>
-    <w:lsdException w:name="Medium Grid 1 Accent 1" w:uiPriority="5431"/>
-    <w:lsdException w:name="Medium Grid 2 Accent 1" w:uiPriority="5444"/>
-    <w:lsdException w:name="Medium Grid 3 Accent 1" w:uiPriority="5445"/>
-    <w:lsdException w:name="Dark List Accent 1" w:uiPriority="5494"/>
-    <w:lsdException w:name="Colorful Shading Accent 1" w:uiPriority="5495"/>
-    <w:lsdException w:name="Colorful List Accent 1" w:uiPriority="5508"/>
-    <w:lsdException w:name="Colorful Grid Accent 1" w:uiPriority="5509"/>
-    <w:lsdException w:name="Light Shading Accent 2" w:uiPriority="2082"/>
-    <w:lsdException w:name="Light List Accent 2" w:uiPriority="2083"/>
-    <w:lsdException w:name="Light Grid Accent 2" w:uiPriority="2084"/>
-    <w:lsdException w:name="Medium Shading 1 Accent 2" w:uiPriority="2085"/>
-    <w:lsdException w:name="Medium Shading 2 Accent 2" w:uiPriority="5170"/>
-    <w:lsdException w:name="Medium List 1 Accent 2" w:uiPriority="5171"/>
-    <w:lsdException w:name="Medium List 2 Accent 2" w:uiPriority="5430"/>
-    <w:lsdException w:name="Medium Grid 1 Accent 2" w:uiPriority="5431"/>
-    <w:lsdException w:name="Medium Grid 2 Accent 2" w:uiPriority="5444"/>
-    <w:lsdException w:name="Medium Grid 3 Accent 2" w:uiPriority="5445"/>
-    <w:lsdException w:name="Dark List Accent 2" w:uiPriority="5494"/>
-    <w:lsdException w:name="Colorful Shading Accent 2" w:uiPriority="5495"/>
-    <w:lsdException w:name="Colorful List Accent 2" w:uiPriority="5508"/>
-    <w:lsdException w:name="Colorful Grid Accent 2" w:uiPriority="5509"/>
-    <w:lsdException w:name="Light Shading Accent 3" w:uiPriority="2082"/>
-    <w:lsdException w:name="Light List Accent 3" w:uiPriority="2083"/>
-    <w:lsdException w:name="Light Grid Accent 3" w:uiPriority="2084"/>
-    <w:lsdException w:name="Medium Shading 1 Accent 3" w:uiPriority="2085"/>
-    <w:lsdException w:name="Medium Shading 2 Accent 3" w:uiPriority="5170"/>
-    <w:lsdException w:name="Medium List 1 Accent 3" w:uiPriority="5171"/>
-    <w:lsdException w:name="Medium List 2 Accent 3" w:uiPriority="5430"/>
-    <w:lsdException w:name="Medium Grid 1 Accent 3" w:uiPriority="5431"/>
-    <w:lsdException w:name="Medium Grid 2 Accent 3" w:uiPriority="5444"/>
-    <w:lsdException w:name="Medium Grid 3 Accent 3" w:uiPriority="5445"/>
-    <w:lsdException w:name="Dark List Accent 3" w:uiPriority="5494"/>
-    <w:lsdException w:name="Colorful Shading Accent 3" w:uiPriority="5495"/>
-    <w:lsdException w:name="Colorful List Accent 3" w:uiPriority="5508"/>
-    <w:lsdException w:name="Colorful Grid Accent 3" w:uiPriority="5509"/>
-    <w:lsdException w:name="Light Shading Accent 4" w:uiPriority="2082"/>
-    <w:lsdException w:name="Light List Accent 4" w:uiPriority="2083"/>
-    <w:lsdException w:name="Light Grid Accent 4" w:uiPriority="2084"/>
-    <w:lsdException w:name="Medium Shading 1 Accent 4" w:uiPriority="2085"/>
-    <w:lsdException w:name="Medium Shading 2 Accent 4" w:uiPriority="5170"/>
-    <w:lsdException w:name="Medium List 1 Accent 4" w:uiPriority="5171"/>
-    <w:lsdException w:name="Medium List 2 Accent 4" w:uiPriority="5430"/>
-    <w:lsdException w:name="Medium Grid 1 Accent 4" w:uiPriority="5431"/>
-    <w:lsdException w:name="Medium Grid 2 Accent 4" w:uiPriority="5444"/>
-    <w:lsdException w:name="Medium Grid 3 Accent 4" w:uiPriority="5445"/>
-    <w:lsdException w:name="Dark List Accent 4" w:uiPriority="5494"/>
-    <w:lsdException w:name="Colorful Shading Accent 4" w:uiPriority="5495"/>
-    <w:lsdException w:name="Colorful List Accent 4" w:uiPriority="5508"/>
-    <w:lsdException w:name="Colorful Grid Accent 4" w:uiPriority="5509"/>
-    <w:lsdException w:name="Light Shading Accent 5" w:uiPriority="2082"/>
-    <w:lsdException w:name="Light List Accent 5" w:uiPriority="2083"/>
-    <w:lsdException w:name="Light Grid Accent 5" w:uiPriority="2084"/>
-    <w:lsdException w:name="Medium Shading 1 Accent 5" w:uiPriority="2085"/>
-    <w:lsdException w:name="Medium Shading 2 Accent 5" w:uiPriority="5170"/>
-    <w:lsdException w:name="Medium List 1 Accent 5" w:uiPriority="5171"/>
-    <w:lsdException w:name="Medium List 2 Accent 5" w:uiPriority="5430"/>
-    <w:lsdException w:name="Medium Grid 1 Accent 5" w:uiPriority="5431"/>
-    <w:lsdException w:name="Medium Grid 2 Accent 5" w:uiPriority="5444"/>
-    <w:lsdException w:name="Medium Grid 3 Accent 5" w:uiPriority="5445"/>
-    <w:lsdException w:name="Dark List Accent 5" w:uiPriority="5494"/>
-    <w:lsdException w:name="Colorful Shading Accent 5" w:uiPriority="5495"/>
-    <w:lsdException w:name="Colorful List Accent 5" w:uiPriority="5508"/>
-    <w:lsdException w:name="Colorful Grid Accent 5" w:uiPriority="5509"/>
-    <w:lsdException w:name="Light Shading Accent 6" w:uiPriority="2082"/>
-    <w:lsdException w:name="Light List Accent 6" w:uiPriority="2083"/>
-    <w:lsdException w:name="Light Grid Accent 6" w:uiPriority="2084"/>
-    <w:lsdException w:name="Medium Shading 1 Accent 6" w:uiPriority="2085"/>
-    <w:lsdException w:name="Medium Shading 2 Accent 6" w:uiPriority="5170"/>
-    <w:lsdException w:name="Medium List 1 Accent 6" w:uiPriority="5171"/>
-    <w:lsdException w:name="Medium List 2 Accent 6" w:uiPriority="5430"/>
-    <w:lsdException w:name="Medium Grid 1 Accent 6" w:uiPriority="5431"/>
-    <w:lsdException w:name="Medium Grid 2 Accent 6" w:uiPriority="5444"/>
-    <w:lsdException w:name="Medium Grid 3 Accent 6" w:uiPriority="5445"/>
-    <w:lsdException w:name="Dark List Accent 6" w:uiPriority="5494"/>
-    <w:lsdException w:name="Colorful Shading Accent 6" w:uiPriority="5495"/>
-    <w:lsdException w:name="Colorful List Accent 6" w:uiPriority="5508"/>
-    <w:lsdException w:name="Colorful Grid Accent 6" w:uiPriority="5509"/>
-    <w:lsdException w:name="Subtle Emphasis" w:uiPriority="133" w:qFormat="1"/>
-    <w:lsdException w:name="Intense Emphasis" w:uiPriority="297" w:qFormat="1"/>
-    <w:lsdException w:name="Subtle Reference" w:uiPriority="631" w:qFormat="1"/>
-    <w:lsdException w:name="Intense Reference" w:uiPriority="662" w:qFormat="1"/>
-    <w:lsdException w:name="Book Title" w:uiPriority="663" w:qFormat="1"/>
-    <w:lsdException w:name="Bibliography" w:semiHidden="1" w:uiPriority="775" w:unhideWhenUsed="1"/>
-    <w:lsdException w:name="TOC Heading" w:semiHidden="1" w:uiPriority="777" w:unhideWhenUsed="1" w:qFormat="1"/>
-    <w:lsdException w:name="Plain Table 1" w:uiPriority="1433"/>
-    <w:lsdException w:name="Plain Table 2" w:uiPriority="1536"/>
-    <w:lsdException w:name="Plain Table 3" w:uiPriority="1537"/>
-    <w:lsdException w:name="Plain Table 4" w:uiPriority="1544"/>
-    <w:lsdException w:name="Plain Table 5" w:uiPriority="1545"/>
-    <w:lsdException w:name="Grid Table Light" w:uiPriority="1432"/>
-    <w:lsdException w:name="Grid Table 1 Light" w:uiPriority="1576"/>
-    <w:lsdException w:name="Grid Table 2" w:uiPriority="1577"/>
-    <w:lsdException w:name="Grid Table 3" w:uiPriority="1584"/>
-    <w:lsdException w:name="Grid Table 4" w:uiPriority="1585"/>
-    <w:lsdException w:name="Grid Table 5 Dark" w:uiPriority="1634"/>
-    <w:lsdException w:name="Grid Table 6 Colorful" w:uiPriority="1635"/>
-    <w:lsdException w:name="Grid Table 7 Colorful" w:uiPriority="1906"/>
-    <w:lsdException w:name="Grid Table 1 Light Accent 1" w:uiPriority="1576"/>
-    <w:lsdException w:name="Grid Table 2 Accent 1" w:uiPriority="1577"/>
-    <w:lsdException w:name="Grid Table 3 Accent 1" w:uiPriority="1584"/>
-    <w:lsdException w:name="Grid Table 4 Accent 1" w:uiPriority="1585"/>
-    <w:lsdException w:name="Grid Table 5 Dark Accent 1" w:uiPriority="1634"/>
-    <w:lsdException w:name="Grid Table 6 Colorful Accent 1" w:uiPriority="1635"/>
-    <w:lsdException w:name="Grid Table 7 Colorful Accent 1" w:uiPriority="1906"/>
-    <w:lsdException w:name="Grid Table 1 Light Accent 2" w:uiPriority="1576"/>
-    <w:lsdException w:name="Grid Table 2 Accent 2" w:uiPriority="1577"/>
-    <w:lsdException w:name="Grid Table 3 Accent 2" w:uiPriority="1584"/>
-    <w:lsdException w:name="Grid Table 4 Accent 2" w:uiPriority="1585"/>
-    <w:lsdException w:name="Grid Table 5 Dark Accent 2" w:uiPriority="1634"/>
-    <w:lsdException w:name="Grid Table 6 Colorful Accent 2" w:uiPriority="1635"/>
-    <w:lsdException w:name="Grid Table 7 Colorful Accent 2" w:uiPriority="1906"/>
-    <w:lsdException w:name="Grid Table 1 Light Accent 3" w:uiPriority="1576"/>
-    <w:lsdException w:name="Grid Table 2 Accent 3" w:uiPriority="1577"/>
-    <w:lsdException w:name="Grid Table 3 Accent 3" w:uiPriority="1584"/>
-    <w:lsdException w:name="Grid Table 4 Accent 3" w:uiPriority="1585"/>
-    <w:lsdException w:name="Grid Table 5 Dark Accent 3" w:uiPriority="1634"/>
-    <w:lsdException w:name="Grid Table 6 Colorful Accent 3" w:uiPriority="1635"/>
-    <w:lsdException w:name="Grid Table 7 Colorful Accent 3" w:uiPriority="1906"/>
-    <w:lsdException w:name="Grid Table 1 Light Accent 4" w:uiPriority="1576"/>
-    <w:lsdException w:name="Grid Table 2 Accent 4" w:uiPriority="1577"/>
-    <w:lsdException w:name="Grid Table 3 Accent 4" w:uiPriority="1584"/>
-    <w:lsdException w:name="Grid Table 4 Accent 4" w:uiPriority="1585"/>
-    <w:lsdException w:name="Grid Table 5 Dark Accent 4" w:uiPriority="1634"/>
-    <w:lsdException w:name="Grid Table 6 Colorful Accent 4" w:uiPriority="1635"/>
-    <w:lsdException w:name="Grid Table 7 Colorful Accent 4" w:uiPriority="1906"/>
-    <w:lsdException w:name="Grid Table 1 Light Accent 5" w:uiPriority="1576"/>
-    <w:lsdException w:name="Grid Table 2 Accent 5" w:uiPriority="1577"/>
-    <w:lsdException w:name="Grid Table 3 Accent 5" w:uiPriority="1584"/>
-    <w:lsdException w:name="Grid Table 4 Accent 5" w:uiPriority="1585"/>
-    <w:lsdException w:name="Grid Table 5 Dark Accent 5" w:uiPriority="1634"/>
-    <w:lsdException w:name="Grid Table 6 Colorful Accent 5" w:uiPriority="1635"/>
-    <w:lsdException w:name="Grid Table 7 Colorful Accent 5" w:uiPriority="1906"/>
-    <w:lsdException w:name="Grid Table 1 Light Accent 6" w:uiPriority="1576"/>
-    <w:lsdException w:name="Grid Table 2 Accent 6" w:uiPriority="1577"/>
-    <w:lsdException w:name="Grid Table 3 Accent 6" w:uiPriority="1584"/>
-    <w:lsdException w:name="Grid Table 4 Accent 6" w:uiPriority="1585"/>
-    <w:lsdException w:name="Grid Table 5 Dark Accent 6" w:uiPriority="1634"/>
-    <w:lsdException w:name="Grid Table 6 Colorful Accent 6" w:uiPriority="1635"/>
-    <w:lsdException w:name="Grid Table 7 Colorful Accent 6" w:uiPriority="1906"/>
-    <w:lsdException w:name="List Table 1 Light" w:uiPriority="1576"/>
-    <w:lsdException w:name="List Table 2" w:uiPriority="1577"/>
-    <w:lsdException w:name="List Table 3" w:uiPriority="1584"/>
-    <w:lsdException w:name="List Table 4" w:uiPriority="1585"/>
-    <w:lsdException w:name="List Table 5 Dark" w:uiPriority="1634"/>
-    <w:lsdException w:name="List Table 6 Colorful" w:uiPriority="1635"/>
-    <w:lsdException w:name="List Table 7 Colorful" w:uiPriority="1906"/>
-    <w:lsdException w:name="List Table 1 Light Accent 1" w:uiPriority="1576"/>
-    <w:lsdException w:name="List Table 2 Accent 1" w:uiPriority="1577"/>
-    <w:lsdException w:name="List Table 3 Accent 1" w:uiPriority="1584"/>
-    <w:lsdException w:name="List Table 4 Accent 1" w:uiPriority="1585"/>
-    <w:lsdException w:name="List Table 5 Dark Accent 1" w:uiPriority="1634"/>
-    <w:lsdException w:name="List Table 6 Colorful Accent 1" w:uiPriority="1635"/>
-    <w:lsdException w:name="List Table 7 Colorful Accent 1" w:uiPriority="1906"/>
-    <w:lsdException w:name="List Table 1 Light Accent 2" w:uiPriority="1576"/>
-    <w:lsdException w:name="List Table 2 Accent 2" w:uiPriority="1577"/>
-    <w:lsdException w:name="List Table 3 Accent 2" w:uiPriority="1584"/>
-    <w:lsdException w:name="List Table 4 Accent 2" w:uiPriority="1585"/>
-    <w:lsdException w:name="List Table 5 Dark Accent 2" w:uiPriority="1634"/>
-    <w:lsdException w:name="List Table 6 Colorful Accent 2" w:uiPriority="1635"/>
-    <w:lsdException w:name="List Table 7 Colorful Accent 2" w:uiPriority="1906"/>
-    <w:lsdException w:name="List Table 1 Light Accent 3" w:uiPriority="1576"/>
-    <w:lsdException w:name="List Table 2 Accent 3" w:uiPriority="1577"/>
-    <w:lsdException w:name="List Table 3 Accent 3" w:uiPriority="1584"/>
-    <w:lsdException w:name="List Table 4 Accent 3" w:uiPriority="1585"/>
-    <w:lsdException w:name="List Table 5 Dark Accent 3" w:uiPriority="1634"/>
-    <w:lsdException w:name="List Table 6 Colorful Accent 3" w:uiPriority="1635"/>
-    <w:lsdException w:name="List Table 7 Colorful Accent 3" w:uiPriority="1906"/>
-    <w:lsdException w:name="List Table 1 Light Accent 4" w:uiPriority="1576"/>
-    <w:lsdException w:name="List Table 2 Accent 4" w:uiPriority="1577"/>
-    <w:lsdException w:name="List Table 3 Accent 4" w:uiPriority="1584"/>
-    <w:lsdException w:name="List Table 4 Accent 4" w:uiPriority="1585"/>
-    <w:lsdException w:name="List Table 5 Dark Accent 4" w:uiPriority="1634"/>
-    <w:lsdException w:name="List Table 6 Colorful Accent 4" w:uiPriority="1635"/>
-    <w:lsdException w:name="List Table 7 Colorful Accent 4" w:uiPriority="1906"/>
-    <w:lsdException w:name="List Table 1 Light Accent 5" w:uiPriority="1576"/>
-    <w:lsdException w:name="List Table 2 Accent 5" w:uiPriority="1577"/>
-    <w:lsdException w:name="List Table 3 Accent 5" w:uiPriority="1584"/>
-    <w:lsdException w:name="List Table 4 Accent 5" w:uiPriority="1585"/>
-    <w:lsdException w:name="List Table 5 Dark Accent 5" w:uiPriority="1634"/>
-    <w:lsdException w:name="List Table 6 Colorful Accent 5" w:uiPriority="1635"/>
-    <w:lsdException w:name="List Table 7 Colorful Accent 5" w:uiPriority="1906"/>
-    <w:lsdException w:name="List Table 1 Light Accent 6" w:uiPriority="1576"/>
-    <w:lsdException w:name="List Table 2 Accent 6" w:uiPriority="1577"/>
-    <w:lsdException w:name="List Table 3 Accent 6" w:uiPriority="1584"/>
-    <w:lsdException w:name="List Table 4 Accent 6" w:uiPriority="1585"/>
-    <w:lsdException w:name="List Table 5 Dark Accent 6" w:uiPriority="1634"/>
-    <w:lsdException w:name="List Table 6 Colorful Accent 6" w:uiPriority="1635"/>
-    <w:lsdException w:name="List Table 7 Colorful Accent 6" w:uiPriority="1906"/>
+    <w:lsdException w:name="List Paragraph" w:uiPriority="1906" w:qFormat="1"/>
+    <w:lsdException w:name="Quote" w:uiPriority="1433" w:qFormat="1"/>
+    <w:lsdException w:name="Intense Quote" w:uiPriority="1584" w:qFormat="1"/>
+    <w:lsdException w:name="Medium List 2 Accent 1" w:uiPriority="21552"/>
+    <w:lsdException w:name="Medium Grid 1 Accent 1" w:uiPriority="21553"/>
+    <w:lsdException w:name="Medium Grid 2 Accent 1" w:uiPriority="21572"/>
+    <w:lsdException w:name="Medium Grid 3 Accent 1" w:uiPriority="21573"/>
+    <w:lsdException w:name="Dark List Accent 1" w:uiPriority="21652"/>
+    <w:lsdException w:name="Colorful Shading Accent 1" w:uiPriority="21653"/>
+    <w:lsdException w:name="Colorful List Accent 1" w:uiPriority="21768"/>
+    <w:lsdException w:name="Colorful Grid Accent 1" w:uiPriority="21769"/>
+    <w:lsdException w:name="Light Shading Accent 2" w:uiPriority="8322"/>
+    <w:lsdException w:name="Light List Accent 2" w:uiPriority="8323"/>
+    <w:lsdException w:name="Light Grid Accent 2" w:uiPriority="8324"/>
+    <w:lsdException w:name="Medium Shading 1 Accent 2" w:uiPriority="8325"/>
+    <w:lsdException w:name="Medium Shading 2 Accent 2" w:uiPriority="20848"/>
+    <w:lsdException w:name="Medium List 1 Accent 2" w:uiPriority="20849"/>
+    <w:lsdException w:name="Medium List 2 Accent 2" w:uiPriority="21552"/>
+    <w:lsdException w:name="Medium Grid 1 Accent 2" w:uiPriority="21553"/>
+    <w:lsdException w:name="Medium Grid 2 Accent 2" w:uiPriority="21572"/>
+    <w:lsdException w:name="Medium Grid 3 Accent 2" w:uiPriority="21573"/>
+    <w:lsdException w:name="Dark List Accent 2" w:uiPriority="21652"/>
+    <w:lsdException w:name="Colorful Shading Accent 2" w:uiPriority="21653"/>
+    <w:lsdException w:name="Colorful List Accent 2" w:uiPriority="21768"/>
+    <w:lsdException w:name="Colorful Grid Accent 2" w:uiPriority="21769"/>
+    <w:lsdException w:name="Light Shading Accent 3" w:uiPriority="8322"/>
+    <w:lsdException w:name="Light List Accent 3" w:uiPriority="8323"/>
+    <w:lsdException w:name="Light Grid Accent 3" w:uiPriority="8324"/>
+    <w:lsdException w:name="Medium Shading 1 Accent 3" w:uiPriority="8325"/>
+    <w:lsdException w:name="Medium Shading 2 Accent 3" w:uiPriority="20848"/>
+    <w:lsdException w:name="Medium List 1 Accent 3" w:uiPriority="20849"/>
+    <w:lsdException w:name="Medium List 2 Accent 3" w:uiPriority="21552"/>
+    <w:lsdException w:name="Medium Grid 1 Accent 3" w:uiPriority="21553"/>
+    <w:lsdException w:name="Medium Grid 2 Accent 3" w:uiPriority="21572"/>
+    <w:lsdException w:name="Medium Grid 3 Accent 3" w:uiPriority="21573"/>
+    <w:lsdException w:name="Dark List Accent 3" w:uiPriority="21652"/>
+    <w:lsdException w:name="Colorful Shading Accent 3" w:uiPriority="21653"/>
+    <w:lsdException w:name="Colorful List Accent 3" w:uiPriority="21768"/>
+    <w:lsdException w:name="Colorful Grid Accent 3" w:uiPriority="21769"/>
+    <w:lsdException w:name="Light Shading Accent 4" w:uiPriority="8322"/>
+    <w:lsdException w:name="Light List Accent 4" w:uiPriority="8323"/>
+    <w:lsdException w:name="Light Grid Accent 4" w:uiPriority="8324"/>
+    <w:lsdException w:name="Medium Shading 1 Accent 4" w:uiPriority="8325"/>
+    <w:lsdException w:name="Medium Shading 2 Accent 4" w:uiPriority="20848"/>
+    <w:lsdException w:name="Medium List 1 Accent 4" w:uiPriority="20849"/>
+    <w:lsdException w:name="Medium List 2 Accent 4" w:uiPriority="21552"/>
+    <w:lsdException w:name="Medium Grid 1 Accent 4" w:uiPriority="21553"/>
+    <w:lsdException w:name="Medium Grid 2 Accent 4" w:uiPriority="21572"/>
+    <w:lsdException w:name="Medium Grid 3 Accent 4" w:uiPriority="21573"/>
+    <w:lsdException w:name="Dark List Accent 4" w:uiPriority="21652"/>
+    <w:lsdException w:name="Colorful Shading Accent 4" w:uiPriority="21653"/>
+    <w:lsdException w:name="Colorful List Accent 4" w:uiPriority="21768"/>
+    <w:lsdException w:name="Colorful Grid Accent 4" w:uiPriority="21769"/>
+    <w:lsdException w:name="Light Shading Accent 5" w:uiPriority="8322"/>
+    <w:lsdException w:name="Light List Accent 5" w:uiPriority="8323"/>
+    <w:lsdException w:name="Light Grid Accent 5" w:uiPriority="8324"/>
+    <w:lsdException w:name="Medium Shading 1 Accent 5" w:uiPriority="8325"/>
+    <w:lsdException w:name="Medium Shading 2 Accent 5" w:uiPriority="20848"/>
+    <w:lsdException w:name="Medium List 1 Accent 5" w:uiPriority="20849"/>
+    <w:lsdException w:name="Medium List 2 Accent 5" w:uiPriority="21552"/>
+    <w:lsdException w:name="Medium Grid 1 Accent 5" w:uiPriority="21553"/>
+    <w:lsdException w:name="Medium Grid 2 Accent 5" w:uiPriority="21572"/>
+    <w:lsdException w:name="Medium Grid 3 Accent 5" w:uiPriority="21573"/>
+    <w:lsdException w:name="Dark List Accent 5" w:uiPriority="21652"/>
+    <w:lsdException w:name="Colorful Shading Accent 5" w:uiPriority="21653"/>
+    <w:lsdException w:name="Colorful List Accent 5" w:uiPriority="21768"/>
+    <w:lsdException w:name="Colorful Grid Accent 5" w:uiPriority="21769"/>
+    <w:lsdException w:name="Light Shading Accent 6" w:uiPriority="8322"/>
+    <w:lsdException w:name="Light List Accent 6" w:uiPriority="8323"/>
+    <w:lsdException w:name="Light Grid Accent 6" w:uiPriority="8324"/>
+    <w:lsdException w:name="Medium Shading 1 Accent 6" w:uiPriority="8325"/>
+    <w:lsdException w:name="Medium Shading 2 Accent 6" w:uiPriority="20848"/>
+    <w:lsdException w:name="Medium List 1 Accent 6" w:uiPriority="20849"/>
+    <w:lsdException w:name="Medium List 2 Accent 6" w:uiPriority="21552"/>
+    <w:lsdException w:name="Medium Grid 1 Accent 6" w:uiPriority="21553"/>
+    <w:lsdException w:name="Medium Grid 2 Accent 6" w:uiPriority="21572"/>
+    <w:lsdException w:name="Medium Grid 3 Accent 6" w:uiPriority="21573"/>
+    <w:lsdException w:name="Dark List Accent 6" w:uiPriority="21652"/>
+    <w:lsdException w:name="Colorful Shading Accent 6" w:uiPriority="21653"/>
+    <w:lsdException w:name="Colorful List Accent 6" w:uiPriority="21768"/>
+    <w:lsdException w:name="Colorful Grid Accent 6" w:uiPriority="21769"/>
+    <w:lsdException w:name="Subtle Emphasis" w:uiPriority="307" w:qFormat="1"/>
+    <w:lsdException w:name="Intense Emphasis" w:uiPriority="663" w:qFormat="1"/>
+    <w:lsdException w:name="Subtle Reference" w:uiPriority="1585" w:qFormat="1"/>
+    <w:lsdException w:name="Intense Reference" w:uiPriority="1634" w:qFormat="1"/>
+    <w:lsdException w:name="Book Title" w:uiPriority="1635" w:qFormat="1"/>
+    <w:lsdException w:name="Bibliography" w:semiHidden="1" w:uiPriority="1909" w:unhideWhenUsed="1"/>
+    <w:lsdException w:name="TOC Heading" w:semiHidden="1" w:uiPriority="1911" w:unhideWhenUsed="1" w:qFormat="1"/>
+    <w:lsdException w:name="Plain Table 1" w:uiPriority="5171"/>
+    <w:lsdException w:name="Plain Table 2" w:uiPriority="5430"/>
+    <w:lsdException w:name="Plain Table 3" w:uiPriority="5431"/>
+    <w:lsdException w:name="Plain Table 4" w:uiPriority="5444"/>
+    <w:lsdException w:name="Plain Table 5" w:uiPriority="5445"/>
+    <w:lsdException w:name="Grid Table Light" w:uiPriority="5170"/>
+    <w:lsdException w:name="Grid Table 1 Light" w:uiPriority="5494"/>
+    <w:lsdException w:name="Grid Table 2" w:uiPriority="5495"/>
+    <w:lsdException w:name="Grid Table 3" w:uiPriority="5508"/>
+    <w:lsdException w:name="Grid Table 4" w:uiPriority="5509"/>
+    <w:lsdException w:name="Grid Table 5 Dark" w:uiPriority="5684"/>
+    <w:lsdException w:name="Grid Table 6 Colorful" w:uiPriority="5685"/>
+    <w:lsdException w:name="Grid Table 7 Colorful" w:uiPriority="6406"/>
+    <w:lsdException w:name="Grid Table 1 Light Accent 1" w:uiPriority="5494"/>
+    <w:lsdException w:name="Grid Table 2 Accent 1" w:uiPriority="5495"/>
+    <w:lsdException w:name="Grid Table 3 Accent 1" w:uiPriority="5508"/>
+    <w:lsdException w:name="Grid Table 4 Accent 1" w:uiPriority="5509"/>
+    <w:lsdException w:name="Grid Table 5 Dark Accent 1" w:uiPriority="5684"/>
+    <w:lsdException w:name="Grid Table 6 Colorful Accent 1" w:uiPriority="5685"/>
+    <w:lsdException w:name="Grid Table 7 Colorful Accent 1" w:uiPriority="6406"/>
+    <w:lsdException w:name="Grid Table 1 Light Accent 2" w:uiPriority="5494"/>
+    <w:lsdException w:name="Grid Table 2 Accent 2" w:uiPriority="5495"/>
+    <w:lsdException w:name="Grid Table 3 Accent 2" w:uiPriority="5508"/>
+    <w:lsdException w:name="Grid Table 4 Accent 2" w:uiPriority="5509"/>
+    <w:lsdException w:name="Grid Table 5 Dark Accent 2" w:uiPriority="5684"/>
+    <w:lsdException w:name="Grid Table 6 Colorful Accent 2" w:uiPriority="5685"/>
+    <w:lsdException w:name="Grid Table 7 Colorful Accent 2" w:uiPriority="6406"/>
+    <w:lsdException w:name="Grid Table 1 Light Accent 3" w:uiPriority="5494"/>
+    <w:lsdException w:name="Grid Table 2 Accent 3" w:uiPriority="5495"/>
+    <w:lsdException w:name="Grid Table 3 Accent 3" w:uiPriority="5508"/>
+    <w:lsdException w:name="Grid Table 4 Accent 3" w:uiPriority="5509"/>
+    <w:lsdException w:name="Grid Table 5 Dark Accent 3" w:uiPriority="5684"/>
+    <w:lsdException w:name="Grid Table 6 Colorful Accent 3" w:uiPriority="5685"/>
+    <w:lsdException w:name="Grid Table 7 Colorful Accent 3" w:uiPriority="6406"/>
+    <w:lsdException w:name="Grid Table 1 Light Accent 4" w:uiPriority="5494"/>
+    <w:lsdException w:name="Grid Table 2 Accent 4" w:uiPriority="5495"/>
+    <w:lsdException w:name="Grid Table 3 Accent 4" w:uiPriority="5508"/>
+    <w:lsdException w:name="Grid Table 4 Accent 4" w:uiPriority="5509"/>
+    <w:lsdException w:name="Grid Table 5 Dark Accent 4" w:uiPriority="5684"/>
+    <w:lsdException w:name="Grid Table 6 Colorful Accent 4" w:uiPriority="5685"/>
+    <w:lsdException w:name="Grid Table 7 Colorful Accent 4" w:uiPriority="6406"/>
+    <w:lsdException w:name="Grid Table 1 Light Accent 5" w:uiPriority="5494"/>
+    <w:lsdException w:name="Grid Table 2 Accent 5" w:uiPriority="5495"/>
+    <w:lsdException w:name="Grid Table 3 Accent 5" w:uiPriority="5508"/>
+    <w:lsdException w:name="Grid Table 4 Accent 5" w:uiPriority="5509"/>
+    <w:lsdException w:name="Grid Table 5 Dark Accent 5" w:uiPriority="5684"/>
+    <w:lsdException w:name="Grid Table 6 Colorful Accent 5" w:uiPriority="5685"/>
+    <w:lsdException w:name="Grid Table 7 Colorful Accent 5" w:uiPriority="6406"/>
+    <w:lsdException w:name="Grid Table 1 Light Accent 6" w:uiPriority="5494"/>
+    <w:lsdException w:name="Grid Table 2 Accent 6" w:uiPriority="5495"/>
+    <w:lsdException w:name="Grid Table 3 Accent 6" w:uiPriority="5508"/>
+    <w:lsdException w:name="Grid Table 4 Accent 6" w:uiPriority="5509"/>
+    <w:lsdException w:name="Grid Table 5 Dark Accent 6" w:uiPriority="5684"/>
+    <w:lsdException w:name="Grid Table 6 Colorful Accent 6" w:uiPriority="5685"/>
+    <w:lsdException w:name="Grid Table 7 Colorful Accent 6" w:uiPriority="6406"/>
+    <w:lsdException w:name="List Table 1 Light" w:uiPriority="5494"/>
+    <w:lsdException w:name="List Table 2" w:uiPriority="5495"/>
+    <w:lsdException w:name="List Table 3" w:uiPriority="5508"/>
+    <w:lsdException w:name="List Table 4" w:uiPriority="5509"/>
+    <w:lsdException w:name="List Table 5 Dark" w:uiPriority="5684"/>
+    <w:lsdException w:name="List Table 6 Colorful" w:uiPriority="5685"/>
+    <w:lsdException w:name="List Table 7 Colorful" w:uiPriority="6406"/>
+    <w:lsdException w:name="List Table 1 Light Accent 1" w:uiPriority="5494"/>
+    <w:lsdException w:name="List Table 2 Accent 1" w:uiPriority="5495"/>
+    <w:lsdException w:name="List Table 3 Accent 1" w:uiPriority="5508"/>
+    <w:lsdException w:name="List Table 4 Accent 1" w:uiPriority="5509"/>
+    <w:lsdException w:name="List Table 5 Dark Accent 1" w:uiPriority="5684"/>
+    <w:lsdException w:name="List Table 6 Colorful Accent 1" w:uiPriority="5685"/>
+    <w:lsdException w:name="List Table 7 Colorful Accent 1" w:uiPriority="6406"/>
+    <w:lsdException w:name="List Table 1 Light Accent 2" w:uiPriority="5494"/>
+    <w:lsdException w:name="List Table 2 Accent 2" w:uiPriority="5495"/>
+    <w:lsdException w:name="List Table 3 Accent 2" w:uiPriority="5508"/>
+    <w:lsdException w:name="List Table 4 Accent 2" w:uiPriority="5509"/>
+    <w:lsdException w:name="List Table 5 Dark Accent 2" w:uiPriority="5684"/>
+    <w:lsdException w:name="List Table 6 Colorful Accent 2" w:uiPriority="5685"/>
+    <w:lsdException w:name="List Table 7 Colorful Accent 2" w:uiPriority="6406"/>
+    <w:lsdException w:name="List Table 1 Light Accent 3" w:uiPriority="5494"/>
+    <w:lsdException w:name="List Table 2 Accent 3" w:uiPriority="5495"/>
+    <w:lsdException w:name="List Table 3 Accent 3" w:uiPriority="5508"/>
+    <w:lsdException w:name="List Table 4 Accent 3" w:uiPriority="5509"/>
+    <w:lsdException w:name="List Table 5 Dark Accent 3" w:uiPriority="5684"/>
+    <w:lsdException w:name="List Table 6 Colorful Accent 3" w:uiPriority="5685"/>
+    <w:lsdException w:name="List Table 7 Colorful Accent 3" w:uiPriority="6406"/>
+    <w:lsdException w:name="List Table 1 Light Accent 4" w:uiPriority="5494"/>
+    <w:lsdException w:name="List Table 2 Accent 4" w:uiPriority="5495"/>
+    <w:lsdException w:name="List Table 3 Accent 4" w:uiPriority="5508"/>
+    <w:lsdException w:name="List Table 4 Accent 4" w:uiPriority="5509"/>
+    <w:lsdException w:name="List Table 5 Dark Accent 4" w:uiPriority="5684"/>
+    <w:lsdException w:name="List Table 6 Colorful Accent 4" w:uiPriority="5685"/>
+    <w:lsdException w:name="List Table 7 Colorful Accent 4" w:uiPriority="6406"/>
+    <w:lsdException w:name="List Table 1 Light Accent 5" w:uiPriority="5494"/>
+    <w:lsdException w:name="List Table 2 Accent 5" w:uiPriority="5495"/>
+    <w:lsdException w:name="List Table 3 Accent 5" w:uiPriority="5508"/>
+    <w:lsdException w:name="List Table 4 Accent 5" w:uiPriority="5509"/>
+    <w:lsdException w:name="List Table 5 Dark Accent 5" w:uiPriority="5684"/>
+    <w:lsdException w:name="List Table 6 Colorful Accent 5" w:uiPriority="5685"/>
+    <w:lsdException w:name="List Table 7 Colorful Accent 5" w:uiPriority="6406"/>
+    <w:lsdException w:name="List Table 1 Light Accent 6" w:uiPriority="5494"/>
+    <w:lsdException w:name="List Table 2 Accent 6" w:uiPriority="5495"/>
+    <w:lsdException w:name="List Table 3 Accent 6" w:uiPriority="5508"/>
+    <w:lsdException w:name="List Table 4 Accent 6" w:uiPriority="5509"/>
+    <w:lsdException w:name="List Table 5 Dark Accent 6" w:uiPriority="5684"/>
+    <w:lsdException w:name="List Table 6 Colorful Accent 6" w:uiPriority="5685"/>
+    <w:lsdException w:name="List Table 7 Colorful Accent 6" w:uiPriority="6406"/>
   </w:latentStyles>
   <w:style w:type="paragraph" w:styleId="Title">
     <w:name w:val="Title"/>

--- a/나날_기획서_v1.0.docx
+++ b/나날_기획서_v1.0.docx
@@ -13176,7 +13176,7 @@
             </w:r>
             <w:r>
               <w:rPr>
-                <w:highlight w:val="yellow"/>
+                <w:highlight w:val="none"/>
               </w:rPr>
               <w:t>광고 — GiftBoxModal에 "광고 보고 2배" 버튼이 이미 있는데 실제 광고 미연결 상태야. AdMob 연동 필요</w:t>
             </w:r>
@@ -13355,22 +13355,22 @@
     <w:lsdException w:name="index 7" w:semiHidden="1" w:unhideWhenUsed="1"/>
     <w:lsdException w:name="index 8" w:semiHidden="1" w:unhideWhenUsed="1"/>
     <w:lsdException w:name="index 9" w:semiHidden="1" w:unhideWhenUsed="1"/>
-    <w:lsdException w:name="toc 1" w:semiHidden="1" w:uiPriority="1911" w:unhideWhenUsed="1"/>
-    <w:lsdException w:name="toc 2" w:semiHidden="1" w:uiPriority="1911" w:unhideWhenUsed="1"/>
-    <w:lsdException w:name="toc 3" w:semiHidden="1" w:uiPriority="1911" w:unhideWhenUsed="1"/>
-    <w:lsdException w:name="toc 4" w:semiHidden="1" w:uiPriority="1911" w:unhideWhenUsed="1"/>
-    <w:lsdException w:name="toc 5" w:semiHidden="1" w:uiPriority="1911" w:unhideWhenUsed="1"/>
-    <w:lsdException w:name="toc 6" w:semiHidden="1" w:uiPriority="1911" w:unhideWhenUsed="1"/>
-    <w:lsdException w:name="toc 7" w:semiHidden="1" w:uiPriority="1911" w:unhideWhenUsed="1"/>
-    <w:lsdException w:name="toc 8" w:semiHidden="1" w:uiPriority="1911" w:unhideWhenUsed="1"/>
-    <w:lsdException w:name="toc 9" w:semiHidden="1" w:uiPriority="1911" w:unhideWhenUsed="1"/>
+    <w:lsdException w:name="toc 1" w:semiHidden="1" w:uiPriority="6417" w:unhideWhenUsed="1"/>
+    <w:lsdException w:name="toc 2" w:semiHidden="1" w:uiPriority="6417" w:unhideWhenUsed="1"/>
+    <w:lsdException w:name="toc 3" w:semiHidden="1" w:uiPriority="6417" w:unhideWhenUsed="1"/>
+    <w:lsdException w:name="toc 4" w:semiHidden="1" w:uiPriority="6417" w:unhideWhenUsed="1"/>
+    <w:lsdException w:name="toc 5" w:semiHidden="1" w:uiPriority="6417" w:unhideWhenUsed="1"/>
+    <w:lsdException w:name="toc 6" w:semiHidden="1" w:uiPriority="6417" w:unhideWhenUsed="1"/>
+    <w:lsdException w:name="toc 7" w:semiHidden="1" w:uiPriority="6417" w:unhideWhenUsed="1"/>
+    <w:lsdException w:name="toc 8" w:semiHidden="1" w:uiPriority="6417" w:unhideWhenUsed="1"/>
+    <w:lsdException w:name="toc 9" w:semiHidden="1" w:uiPriority="6417" w:unhideWhenUsed="1"/>
     <w:lsdException w:name="Normal Indent" w:semiHidden="1" w:unhideWhenUsed="1"/>
     <w:lsdException w:name="footnote text" w:semiHidden="1" w:unhideWhenUsed="1"/>
     <w:lsdException w:name="annotation text" w:semiHidden="1" w:unhideWhenUsed="1"/>
     <w:lsdException w:name="header" w:semiHidden="1" w:unhideWhenUsed="1"/>
     <w:lsdException w:name="footer" w:semiHidden="1" w:unhideWhenUsed="1"/>
     <w:lsdException w:name="index heading" w:semiHidden="1" w:unhideWhenUsed="1"/>
-    <w:lsdException w:name="caption" w:semiHidden="1" w:uiPriority="1907" w:unhideWhenUsed="1" w:qFormat="1"/>
+    <w:lsdException w:name="caption" w:semiHidden="1" w:uiPriority="6407" w:unhideWhenUsed="1" w:qFormat="1"/>
     <w:lsdException w:name="table of figures" w:semiHidden="1" w:unhideWhenUsed="1"/>
     <w:lsdException w:name="envelope address" w:semiHidden="1" w:unhideWhenUsed="1"/>
     <w:lsdException w:name="envelope return" w:semiHidden="1" w:unhideWhenUsed="1"/>
@@ -13398,7 +13398,7 @@
     <w:lsdException w:name="List Number 3" w:semiHidden="1" w:unhideWhenUsed="1"/>
     <w:lsdException w:name="List Number 4" w:semiHidden="1" w:unhideWhenUsed="1"/>
     <w:lsdException w:name="List Number 5" w:semiHidden="1" w:unhideWhenUsed="1"/>
-    <w:lsdException w:name="Title" w:uiPriority="130" w:qFormat="1"/>
+    <w:lsdException w:name="Title" w:uiPriority="304" w:qFormat="1"/>
     <w:lsdException w:name="Closing" w:semiHidden="1" w:unhideWhenUsed="1"/>
     <w:lsdException w:name="Signature" w:semiHidden="1" w:unhideWhenUsed="1"/>
     <w:lsdException w:name="Default Paragraph Font" w:semiHidden="1" w:uiPriority="1" w:unhideWhenUsed="1"/>
@@ -13410,7 +13410,7 @@
     <w:lsdException w:name="List Continue 4" w:semiHidden="1" w:unhideWhenUsed="1"/>
     <w:lsdException w:name="List Continue 5" w:semiHidden="1" w:unhideWhenUsed="1"/>
     <w:lsdException w:name="Message Header" w:semiHidden="1" w:unhideWhenUsed="1"/>
-    <w:lsdException w:name="Subtitle" w:uiPriority="131" w:qFormat="1"/>
+    <w:lsdException w:name="Subtitle" w:uiPriority="305" w:qFormat="1"/>
     <w:lsdException w:name="Salutation" w:semiHidden="1" w:unhideWhenUsed="1"/>
     <w:lsdException w:name="Date" w:semiHidden="1" w:unhideWhenUsed="1"/>
     <w:lsdException w:name="Body Text First Indent" w:semiHidden="1" w:unhideWhenUsed="1"/>
@@ -13423,8 +13423,8 @@
     <w:lsdException w:name="Block Text" w:semiHidden="1" w:unhideWhenUsed="1"/>
     <w:lsdException w:name="Hyperlink" w:semiHidden="1" w:unhideWhenUsed="1"/>
     <w:lsdException w:name="FollowedHyperlink" w:semiHidden="1" w:unhideWhenUsed="1"/>
-    <w:lsdException w:name="Strong" w:uiPriority="772" w:qFormat="1"/>
-    <w:lsdException w:name="Emphasis" w:uiPriority="662" w:qFormat="1"/>
+    <w:lsdException w:name="Strong" w:uiPriority="1906" w:qFormat="1"/>
+    <w:lsdException w:name="Emphasis" w:uiPriority="1634" w:qFormat="1"/>
     <w:lsdException w:name="Document Map" w:semiHidden="1" w:unhideWhenUsed="1"/>
     <w:lsdException w:name="Plain Text" w:semiHidden="1" w:unhideWhenUsed="1"/>
     <w:lsdException w:name="E-mail Signature" w:semiHidden="1" w:unhideWhenUsed="1"/>
@@ -13490,223 +13490,223 @@
     <w:lsdException w:name="Table Web 2" w:semiHidden="1" w:unhideWhenUsed="1"/>
     <w:lsdException w:name="Table Web 3" w:semiHidden="1" w:unhideWhenUsed="1"/>
     <w:lsdException w:name="Balloon Text" w:semiHidden="1" w:unhideWhenUsed="1"/>
-    <w:lsdException w:name="Table Grid" w:uiPriority="1911"/>
+    <w:lsdException w:name="Table Grid" w:uiPriority="6417"/>
     <w:lsdException w:name="Table Theme" w:semiHidden="1" w:unhideWhenUsed="1"/>
     <w:lsdException w:name="Placeholder Text" w:semiHidden="1"/>
     <w:lsdException w:name="No Spacing" w:uiPriority="1" w:qFormat="1"/>
-    <w:lsdException w:name="Light Shading" w:uiPriority="8322"/>
-    <w:lsdException w:name="Light List" w:uiPriority="8323"/>
-    <w:lsdException w:name="Light Grid" w:uiPriority="8324"/>
-    <w:lsdException w:name="Medium Shading 1" w:uiPriority="8325"/>
-    <w:lsdException w:name="Medium Shading 2" w:uiPriority="20848"/>
-    <w:lsdException w:name="Medium List 1" w:uiPriority="20849"/>
-    <w:lsdException w:name="Medium List 2" w:uiPriority="21552"/>
-    <w:lsdException w:name="Medium Grid 1" w:uiPriority="21553"/>
-    <w:lsdException w:name="Medium Grid 2" w:uiPriority="21572"/>
-    <w:lsdException w:name="Medium Grid 3" w:uiPriority="21573"/>
-    <w:lsdException w:name="Dark List" w:uiPriority="21652"/>
-    <w:lsdException w:name="Colorful Shading" w:uiPriority="21653"/>
-    <w:lsdException w:name="Colorful List" w:uiPriority="21768"/>
-    <w:lsdException w:name="Colorful Grid" w:uiPriority="21769"/>
-    <w:lsdException w:name="Light Shading Accent 1" w:uiPriority="8322"/>
-    <w:lsdException w:name="Light List Accent 1" w:uiPriority="8323"/>
-    <w:lsdException w:name="Light Grid Accent 1" w:uiPriority="8324"/>
-    <w:lsdException w:name="Medium Shading 1 Accent 1" w:uiPriority="8325"/>
-    <w:lsdException w:name="Medium Shading 2 Accent 1" w:uiPriority="20848"/>
-    <w:lsdException w:name="Medium List 1 Accent 1" w:uiPriority="20849"/>
+    <w:lsdException w:name="Light Shading" w:uiPriority="33570"/>
+    <w:lsdException w:name="Light List" w:uiPriority="33571"/>
+    <w:lsdException w:name="Light Grid" w:uiPriority="33572"/>
+    <w:lsdException w:name="Medium Shading 1" w:uiPriority="33573"/>
+    <w:lsdException w:name="Medium Shading 2" w:uiPriority="133192"/>
+    <w:lsdException w:name="Medium List 1" w:uiPriority="133193"/>
+    <w:lsdException w:name="Medium List 2" w:uiPriority="136530"/>
+    <w:lsdException w:name="Medium Grid 1" w:uiPriority="136531"/>
+    <w:lsdException w:name="Medium Grid 2" w:uiPriority="136562"/>
+    <w:lsdException w:name="Medium Grid 3" w:uiPriority="136563"/>
+    <w:lsdException w:name="Dark List" w:uiPriority="136786"/>
+    <w:lsdException w:name="Colorful Shading" w:uiPriority="136787"/>
+    <w:lsdException w:name="Colorful List" w:uiPriority="137064"/>
+    <w:lsdException w:name="Colorful Grid" w:uiPriority="137065"/>
+    <w:lsdException w:name="Light Shading Accent 1" w:uiPriority="33570"/>
+    <w:lsdException w:name="Light List Accent 1" w:uiPriority="33571"/>
+    <w:lsdException w:name="Light Grid Accent 1" w:uiPriority="33572"/>
+    <w:lsdException w:name="Medium Shading 1 Accent 1" w:uiPriority="33573"/>
+    <w:lsdException w:name="Medium Shading 2 Accent 1" w:uiPriority="133192"/>
+    <w:lsdException w:name="Medium List 1 Accent 1" w:uiPriority="133193"/>
     <w:lsdException w:name="Revision" w:semiHidden="1"/>
-    <w:lsdException w:name="List Paragraph" w:uiPriority="1906" w:qFormat="1"/>
-    <w:lsdException w:name="Quote" w:uiPriority="1433" w:qFormat="1"/>
-    <w:lsdException w:name="Intense Quote" w:uiPriority="1584" w:qFormat="1"/>
-    <w:lsdException w:name="Medium List 2 Accent 1" w:uiPriority="21552"/>
-    <w:lsdException w:name="Medium Grid 1 Accent 1" w:uiPriority="21553"/>
-    <w:lsdException w:name="Medium Grid 2 Accent 1" w:uiPriority="21572"/>
-    <w:lsdException w:name="Medium Grid 3 Accent 1" w:uiPriority="21573"/>
-    <w:lsdException w:name="Dark List Accent 1" w:uiPriority="21652"/>
-    <w:lsdException w:name="Colorful Shading Accent 1" w:uiPriority="21653"/>
-    <w:lsdException w:name="Colorful List Accent 1" w:uiPriority="21768"/>
-    <w:lsdException w:name="Colorful Grid Accent 1" w:uiPriority="21769"/>
-    <w:lsdException w:name="Light Shading Accent 2" w:uiPriority="8322"/>
-    <w:lsdException w:name="Light List Accent 2" w:uiPriority="8323"/>
-    <w:lsdException w:name="Light Grid Accent 2" w:uiPriority="8324"/>
-    <w:lsdException w:name="Medium Shading 1 Accent 2" w:uiPriority="8325"/>
-    <w:lsdException w:name="Medium Shading 2 Accent 2" w:uiPriority="20848"/>
-    <w:lsdException w:name="Medium List 1 Accent 2" w:uiPriority="20849"/>
-    <w:lsdException w:name="Medium List 2 Accent 2" w:uiPriority="21552"/>
-    <w:lsdException w:name="Medium Grid 1 Accent 2" w:uiPriority="21553"/>
-    <w:lsdException w:name="Medium Grid 2 Accent 2" w:uiPriority="21572"/>
-    <w:lsdException w:name="Medium Grid 3 Accent 2" w:uiPriority="21573"/>
-    <w:lsdException w:name="Dark List Accent 2" w:uiPriority="21652"/>
-    <w:lsdException w:name="Colorful Shading Accent 2" w:uiPriority="21653"/>
-    <w:lsdException w:name="Colorful List Accent 2" w:uiPriority="21768"/>
-    <w:lsdException w:name="Colorful Grid Accent 2" w:uiPriority="21769"/>
-    <w:lsdException w:name="Light Shading Accent 3" w:uiPriority="8322"/>
-    <w:lsdException w:name="Light List Accent 3" w:uiPriority="8323"/>
-    <w:lsdException w:name="Light Grid Accent 3" w:uiPriority="8324"/>
-    <w:lsdException w:name="Medium Shading 1 Accent 3" w:uiPriority="8325"/>
-    <w:lsdException w:name="Medium Shading 2 Accent 3" w:uiPriority="20848"/>
-    <w:lsdException w:name="Medium List 1 Accent 3" w:uiPriority="20849"/>
-    <w:lsdException w:name="Medium List 2 Accent 3" w:uiPriority="21552"/>
-    <w:lsdException w:name="Medium Grid 1 Accent 3" w:uiPriority="21553"/>
-    <w:lsdException w:name="Medium Grid 2 Accent 3" w:uiPriority="21572"/>
-    <w:lsdException w:name="Medium Grid 3 Accent 3" w:uiPriority="21573"/>
-    <w:lsdException w:name="Dark List Accent 3" w:uiPriority="21652"/>
-    <w:lsdException w:name="Colorful Shading Accent 3" w:uiPriority="21653"/>
-    <w:lsdException w:name="Colorful List Accent 3" w:uiPriority="21768"/>
-    <w:lsdException w:name="Colorful Grid Accent 3" w:uiPriority="21769"/>
-    <w:lsdException w:name="Light Shading Accent 4" w:uiPriority="8322"/>
-    <w:lsdException w:name="Light List Accent 4" w:uiPriority="8323"/>
-    <w:lsdException w:name="Light Grid Accent 4" w:uiPriority="8324"/>
-    <w:lsdException w:name="Medium Shading 1 Accent 4" w:uiPriority="8325"/>
-    <w:lsdException w:name="Medium Shading 2 Accent 4" w:uiPriority="20848"/>
-    <w:lsdException w:name="Medium List 1 Accent 4" w:uiPriority="20849"/>
-    <w:lsdException w:name="Medium List 2 Accent 4" w:uiPriority="21552"/>
-    <w:lsdException w:name="Medium Grid 1 Accent 4" w:uiPriority="21553"/>
-    <w:lsdException w:name="Medium Grid 2 Accent 4" w:uiPriority="21572"/>
-    <w:lsdException w:name="Medium Grid 3 Accent 4" w:uiPriority="21573"/>
-    <w:lsdException w:name="Dark List Accent 4" w:uiPriority="21652"/>
-    <w:lsdException w:name="Colorful Shading Accent 4" w:uiPriority="21653"/>
-    <w:lsdException w:name="Colorful List Accent 4" w:uiPriority="21768"/>
-    <w:lsdException w:name="Colorful Grid Accent 4" w:uiPriority="21769"/>
-    <w:lsdException w:name="Light Shading Accent 5" w:uiPriority="8322"/>
-    <w:lsdException w:name="Light List Accent 5" w:uiPriority="8323"/>
-    <w:lsdException w:name="Light Grid Accent 5" w:uiPriority="8324"/>
-    <w:lsdException w:name="Medium Shading 1 Accent 5" w:uiPriority="8325"/>
-    <w:lsdException w:name="Medium Shading 2 Accent 5" w:uiPriority="20848"/>
-    <w:lsdException w:name="Medium List 1 Accent 5" w:uiPriority="20849"/>
-    <w:lsdException w:name="Medium List 2 Accent 5" w:uiPriority="21552"/>
-    <w:lsdException w:name="Medium Grid 1 Accent 5" w:uiPriority="21553"/>
-    <w:lsdException w:name="Medium Grid 2 Accent 5" w:uiPriority="21572"/>
-    <w:lsdException w:name="Medium Grid 3 Accent 5" w:uiPriority="21573"/>
-    <w:lsdException w:name="Dark List Accent 5" w:uiPriority="21652"/>
-    <w:lsdException w:name="Colorful Shading Accent 5" w:uiPriority="21653"/>
-    <w:lsdException w:name="Colorful List Accent 5" w:uiPriority="21768"/>
-    <w:lsdException w:name="Colorful Grid Accent 5" w:uiPriority="21769"/>
-    <w:lsdException w:name="Light Shading Accent 6" w:uiPriority="8322"/>
-    <w:lsdException w:name="Light List Accent 6" w:uiPriority="8323"/>
-    <w:lsdException w:name="Light Grid Accent 6" w:uiPriority="8324"/>
-    <w:lsdException w:name="Medium Shading 1 Accent 6" w:uiPriority="8325"/>
-    <w:lsdException w:name="Medium Shading 2 Accent 6" w:uiPriority="20848"/>
-    <w:lsdException w:name="Medium List 1 Accent 6" w:uiPriority="20849"/>
-    <w:lsdException w:name="Medium List 2 Accent 6" w:uiPriority="21552"/>
-    <w:lsdException w:name="Medium Grid 1 Accent 6" w:uiPriority="21553"/>
-    <w:lsdException w:name="Medium Grid 2 Accent 6" w:uiPriority="21572"/>
-    <w:lsdException w:name="Medium Grid 3 Accent 6" w:uiPriority="21573"/>
-    <w:lsdException w:name="Dark List Accent 6" w:uiPriority="21652"/>
-    <w:lsdException w:name="Colorful Shading Accent 6" w:uiPriority="21653"/>
-    <w:lsdException w:name="Colorful List Accent 6" w:uiPriority="21768"/>
-    <w:lsdException w:name="Colorful Grid Accent 6" w:uiPriority="21769"/>
-    <w:lsdException w:name="Subtle Emphasis" w:uiPriority="307" w:qFormat="1"/>
-    <w:lsdException w:name="Intense Emphasis" w:uiPriority="663" w:qFormat="1"/>
-    <w:lsdException w:name="Subtle Reference" w:uiPriority="1585" w:qFormat="1"/>
-    <w:lsdException w:name="Intense Reference" w:uiPriority="1634" w:qFormat="1"/>
-    <w:lsdException w:name="Book Title" w:uiPriority="1635" w:qFormat="1"/>
-    <w:lsdException w:name="Bibliography" w:semiHidden="1" w:uiPriority="1909" w:unhideWhenUsed="1"/>
-    <w:lsdException w:name="TOC Heading" w:semiHidden="1" w:uiPriority="1911" w:unhideWhenUsed="1" w:qFormat="1"/>
-    <w:lsdException w:name="Plain Table 1" w:uiPriority="5171"/>
-    <w:lsdException w:name="Plain Table 2" w:uiPriority="5430"/>
-    <w:lsdException w:name="Plain Table 3" w:uiPriority="5431"/>
-    <w:lsdException w:name="Plain Table 4" w:uiPriority="5444"/>
-    <w:lsdException w:name="Plain Table 5" w:uiPriority="5445"/>
-    <w:lsdException w:name="Grid Table Light" w:uiPriority="5170"/>
-    <w:lsdException w:name="Grid Table 1 Light" w:uiPriority="5494"/>
-    <w:lsdException w:name="Grid Table 2" w:uiPriority="5495"/>
-    <w:lsdException w:name="Grid Table 3" w:uiPriority="5508"/>
-    <w:lsdException w:name="Grid Table 4" w:uiPriority="5509"/>
-    <w:lsdException w:name="Grid Table 5 Dark" w:uiPriority="5684"/>
-    <w:lsdException w:name="Grid Table 6 Colorful" w:uiPriority="5685"/>
-    <w:lsdException w:name="Grid Table 7 Colorful" w:uiPriority="6406"/>
-    <w:lsdException w:name="Grid Table 1 Light Accent 1" w:uiPriority="5494"/>
-    <w:lsdException w:name="Grid Table 2 Accent 1" w:uiPriority="5495"/>
-    <w:lsdException w:name="Grid Table 3 Accent 1" w:uiPriority="5508"/>
-    <w:lsdException w:name="Grid Table 4 Accent 1" w:uiPriority="5509"/>
-    <w:lsdException w:name="Grid Table 5 Dark Accent 1" w:uiPriority="5684"/>
-    <w:lsdException w:name="Grid Table 6 Colorful Accent 1" w:uiPriority="5685"/>
-    <w:lsdException w:name="Grid Table 7 Colorful Accent 1" w:uiPriority="6406"/>
-    <w:lsdException w:name="Grid Table 1 Light Accent 2" w:uiPriority="5494"/>
-    <w:lsdException w:name="Grid Table 2 Accent 2" w:uiPriority="5495"/>
-    <w:lsdException w:name="Grid Table 3 Accent 2" w:uiPriority="5508"/>
-    <w:lsdException w:name="Grid Table 4 Accent 2" w:uiPriority="5509"/>
-    <w:lsdException w:name="Grid Table 5 Dark Accent 2" w:uiPriority="5684"/>
-    <w:lsdException w:name="Grid Table 6 Colorful Accent 2" w:uiPriority="5685"/>
-    <w:lsdException w:name="Grid Table 7 Colorful Accent 2" w:uiPriority="6406"/>
-    <w:lsdException w:name="Grid Table 1 Light Accent 3" w:uiPriority="5494"/>
-    <w:lsdException w:name="Grid Table 2 Accent 3" w:uiPriority="5495"/>
-    <w:lsdException w:name="Grid Table 3 Accent 3" w:uiPriority="5508"/>
-    <w:lsdException w:name="Grid Table 4 Accent 3" w:uiPriority="5509"/>
-    <w:lsdException w:name="Grid Table 5 Dark Accent 3" w:uiPriority="5684"/>
-    <w:lsdException w:name="Grid Table 6 Colorful Accent 3" w:uiPriority="5685"/>
-    <w:lsdException w:name="Grid Table 7 Colorful Accent 3" w:uiPriority="6406"/>
-    <w:lsdException w:name="Grid Table 1 Light Accent 4" w:uiPriority="5494"/>
-    <w:lsdException w:name="Grid Table 2 Accent 4" w:uiPriority="5495"/>
-    <w:lsdException w:name="Grid Table 3 Accent 4" w:uiPriority="5508"/>
-    <w:lsdException w:name="Grid Table 4 Accent 4" w:uiPriority="5509"/>
-    <w:lsdException w:name="Grid Table 5 Dark Accent 4" w:uiPriority="5684"/>
-    <w:lsdException w:name="Grid Table 6 Colorful Accent 4" w:uiPriority="5685"/>
-    <w:lsdException w:name="Grid Table 7 Colorful Accent 4" w:uiPriority="6406"/>
-    <w:lsdException w:name="Grid Table 1 Light Accent 5" w:uiPriority="5494"/>
-    <w:lsdException w:name="Grid Table 2 Accent 5" w:uiPriority="5495"/>
-    <w:lsdException w:name="Grid Table 3 Accent 5" w:uiPriority="5508"/>
-    <w:lsdException w:name="Grid Table 4 Accent 5" w:uiPriority="5509"/>
-    <w:lsdException w:name="Grid Table 5 Dark Accent 5" w:uiPriority="5684"/>
-    <w:lsdException w:name="Grid Table 6 Colorful Accent 5" w:uiPriority="5685"/>
-    <w:lsdException w:name="Grid Table 7 Colorful Accent 5" w:uiPriority="6406"/>
-    <w:lsdException w:name="Grid Table 1 Light Accent 6" w:uiPriority="5494"/>
-    <w:lsdException w:name="Grid Table 2 Accent 6" w:uiPriority="5495"/>
-    <w:lsdException w:name="Grid Table 3 Accent 6" w:uiPriority="5508"/>
-    <w:lsdException w:name="Grid Table 4 Accent 6" w:uiPriority="5509"/>
-    <w:lsdException w:name="Grid Table 5 Dark Accent 6" w:uiPriority="5684"/>
-    <w:lsdException w:name="Grid Table 6 Colorful Accent 6" w:uiPriority="5685"/>
-    <w:lsdException w:name="Grid Table 7 Colorful Accent 6" w:uiPriority="6406"/>
-    <w:lsdException w:name="List Table 1 Light" w:uiPriority="5494"/>
-    <w:lsdException w:name="List Table 2" w:uiPriority="5495"/>
-    <w:lsdException w:name="List Table 3" w:uiPriority="5508"/>
-    <w:lsdException w:name="List Table 4" w:uiPriority="5509"/>
-    <w:lsdException w:name="List Table 5 Dark" w:uiPriority="5684"/>
-    <w:lsdException w:name="List Table 6 Colorful" w:uiPriority="5685"/>
-    <w:lsdException w:name="List Table 7 Colorful" w:uiPriority="6406"/>
-    <w:lsdException w:name="List Table 1 Light Accent 1" w:uiPriority="5494"/>
-    <w:lsdException w:name="List Table 2 Accent 1" w:uiPriority="5495"/>
-    <w:lsdException w:name="List Table 3 Accent 1" w:uiPriority="5508"/>
-    <w:lsdException w:name="List Table 4 Accent 1" w:uiPriority="5509"/>
-    <w:lsdException w:name="List Table 5 Dark Accent 1" w:uiPriority="5684"/>
-    <w:lsdException w:name="List Table 6 Colorful Accent 1" w:uiPriority="5685"/>
-    <w:lsdException w:name="List Table 7 Colorful Accent 1" w:uiPriority="6406"/>
-    <w:lsdException w:name="List Table 1 Light Accent 2" w:uiPriority="5494"/>
-    <w:lsdException w:name="List Table 2 Accent 2" w:uiPriority="5495"/>
-    <w:lsdException w:name="List Table 3 Accent 2" w:uiPriority="5508"/>
-    <w:lsdException w:name="List Table 4 Accent 2" w:uiPriority="5509"/>
-    <w:lsdException w:name="List Table 5 Dark Accent 2" w:uiPriority="5684"/>
-    <w:lsdException w:name="List Table 6 Colorful Accent 2" w:uiPriority="5685"/>
-    <w:lsdException w:name="List Table 7 Colorful Accent 2" w:uiPriority="6406"/>
-    <w:lsdException w:name="List Table 1 Light Accent 3" w:uiPriority="5494"/>
-    <w:lsdException w:name="List Table 2 Accent 3" w:uiPriority="5495"/>
-    <w:lsdException w:name="List Table 3 Accent 3" w:uiPriority="5508"/>
-    <w:lsdException w:name="List Table 4 Accent 3" w:uiPriority="5509"/>
-    <w:lsdException w:name="List Table 5 Dark Accent 3" w:uiPriority="5684"/>
-    <w:lsdException w:name="List Table 6 Colorful Accent 3" w:uiPriority="5685"/>
-    <w:lsdException w:name="List Table 7 Colorful Accent 3" w:uiPriority="6406"/>
-    <w:lsdException w:name="List Table 1 Light Accent 4" w:uiPriority="5494"/>
-    <w:lsdException w:name="List Table 2 Accent 4" w:uiPriority="5495"/>
-    <w:lsdException w:name="List Table 3 Accent 4" w:uiPriority="5508"/>
-    <w:lsdException w:name="List Table 4 Accent 4" w:uiPriority="5509"/>
-    <w:lsdException w:name="List Table 5 Dark Accent 4" w:uiPriority="5684"/>
-    <w:lsdException w:name="List Table 6 Colorful Accent 4" w:uiPriority="5685"/>
-    <w:lsdException w:name="List Table 7 Colorful Accent 4" w:uiPriority="6406"/>
-    <w:lsdException w:name="List Table 1 Light Accent 5" w:uiPriority="5494"/>
-    <w:lsdException w:name="List Table 2 Accent 5" w:uiPriority="5495"/>
-    <w:lsdException w:name="List Table 3 Accent 5" w:uiPriority="5508"/>
-    <w:lsdException w:name="List Table 4 Accent 5" w:uiPriority="5509"/>
-    <w:lsdException w:name="List Table 5 Dark Accent 5" w:uiPriority="5684"/>
-    <w:lsdException w:name="List Table 6 Colorful Accent 5" w:uiPriority="5685"/>
-    <w:lsdException w:name="List Table 7 Colorful Accent 5" w:uiPriority="6406"/>
-    <w:lsdException w:name="List Table 1 Light Accent 6" w:uiPriority="5494"/>
-    <w:lsdException w:name="List Table 2 Accent 6" w:uiPriority="5495"/>
-    <w:lsdException w:name="List Table 3 Accent 6" w:uiPriority="5508"/>
-    <w:lsdException w:name="List Table 4 Accent 6" w:uiPriority="5509"/>
-    <w:lsdException w:name="List Table 5 Dark Accent 6" w:uiPriority="5684"/>
-    <w:lsdException w:name="List Table 6 Colorful Accent 6" w:uiPriority="5685"/>
-    <w:lsdException w:name="List Table 7 Colorful Accent 6" w:uiPriority="6406"/>
+    <w:lsdException w:name="List Paragraph" w:uiPriority="6406" w:qFormat="1"/>
+    <w:lsdException w:name="Quote" w:uiPriority="5171" w:qFormat="1"/>
+    <w:lsdException w:name="Intense Quote" w:uiPriority="5508" w:qFormat="1"/>
+    <w:lsdException w:name="Medium List 2 Accent 1" w:uiPriority="136530"/>
+    <w:lsdException w:name="Medium Grid 1 Accent 1" w:uiPriority="136531"/>
+    <w:lsdException w:name="Medium Grid 2 Accent 1" w:uiPriority="136562"/>
+    <w:lsdException w:name="Medium Grid 3 Accent 1" w:uiPriority="136563"/>
+    <w:lsdException w:name="Dark List Accent 1" w:uiPriority="136786"/>
+    <w:lsdException w:name="Colorful Shading Accent 1" w:uiPriority="136787"/>
+    <w:lsdException w:name="Colorful List Accent 1" w:uiPriority="137064"/>
+    <w:lsdException w:name="Colorful Grid Accent 1" w:uiPriority="137065"/>
+    <w:lsdException w:name="Light Shading Accent 2" w:uiPriority="33570"/>
+    <w:lsdException w:name="Light List Accent 2" w:uiPriority="33571"/>
+    <w:lsdException w:name="Light Grid Accent 2" w:uiPriority="33572"/>
+    <w:lsdException w:name="Medium Shading 1 Accent 2" w:uiPriority="33573"/>
+    <w:lsdException w:name="Medium Shading 2 Accent 2" w:uiPriority="133192"/>
+    <w:lsdException w:name="Medium List 1 Accent 2" w:uiPriority="133193"/>
+    <w:lsdException w:name="Medium List 2 Accent 2" w:uiPriority="136530"/>
+    <w:lsdException w:name="Medium Grid 1 Accent 2" w:uiPriority="136531"/>
+    <w:lsdException w:name="Medium Grid 2 Accent 2" w:uiPriority="136562"/>
+    <w:lsdException w:name="Medium Grid 3 Accent 2" w:uiPriority="136563"/>
+    <w:lsdException w:name="Dark List Accent 2" w:uiPriority="136786"/>
+    <w:lsdException w:name="Colorful Shading Accent 2" w:uiPriority="136787"/>
+    <w:lsdException w:name="Colorful List Accent 2" w:uiPriority="137064"/>
+    <w:lsdException w:name="Colorful Grid Accent 2" w:uiPriority="137065"/>
+    <w:lsdException w:name="Light Shading Accent 3" w:uiPriority="33570"/>
+    <w:lsdException w:name="Light List Accent 3" w:uiPriority="33571"/>
+    <w:lsdException w:name="Light Grid Accent 3" w:uiPriority="33572"/>
+    <w:lsdException w:name="Medium Shading 1 Accent 3" w:uiPriority="33573"/>
+    <w:lsdException w:name="Medium Shading 2 Accent 3" w:uiPriority="133192"/>
+    <w:lsdException w:name="Medium List 1 Accent 3" w:uiPriority="133193"/>
+    <w:lsdException w:name="Medium List 2 Accent 3" w:uiPriority="136530"/>
+    <w:lsdException w:name="Medium Grid 1 Accent 3" w:uiPriority="136531"/>
+    <w:lsdException w:name="Medium Grid 2 Accent 3" w:uiPriority="136562"/>
+    <w:lsdException w:name="Medium Grid 3 Accent 3" w:uiPriority="136563"/>
+    <w:lsdException w:name="Dark List Accent 3" w:uiPriority="136786"/>
+    <w:lsdException w:name="Colorful Shading Accent 3" w:uiPriority="136787"/>
+    <w:lsdException w:name="Colorful List Accent 3" w:uiPriority="137064"/>
+    <w:lsdException w:name="Colorful Grid Accent 3" w:uiPriority="137065"/>
+    <w:lsdException w:name="Light Shading Accent 4" w:uiPriority="33570"/>
+    <w:lsdException w:name="Light List Accent 4" w:uiPriority="33571"/>
+    <w:lsdException w:name="Light Grid Accent 4" w:uiPriority="33572"/>
+    <w:lsdException w:name="Medium Shading 1 Accent 4" w:uiPriority="33573"/>
+    <w:lsdException w:name="Medium Shading 2 Accent 4" w:uiPriority="133192"/>
+    <w:lsdException w:name="Medium List 1 Accent 4" w:uiPriority="133193"/>
+    <w:lsdException w:name="Medium List 2 Accent 4" w:uiPriority="136530"/>
+    <w:lsdException w:name="Medium Grid 1 Accent 4" w:uiPriority="136531"/>
+    <w:lsdException w:name="Medium Grid 2 Accent 4" w:uiPriority="136562"/>
+    <w:lsdException w:name="Medium Grid 3 Accent 4" w:uiPriority="136563"/>
+    <w:lsdException w:name="Dark List Accent 4" w:uiPriority="136786"/>
+    <w:lsdException w:name="Colorful Shading Accent 4" w:uiPriority="136787"/>
+    <w:lsdException w:name="Colorful List Accent 4" w:uiPriority="137064"/>
+    <w:lsdException w:name="Colorful Grid Accent 4" w:uiPriority="137065"/>
+    <w:lsdException w:name="Light Shading Accent 5" w:uiPriority="33570"/>
+    <w:lsdException w:name="Light List Accent 5" w:uiPriority="33571"/>
+    <w:lsdException w:name="Light Grid Accent 5" w:uiPriority="33572"/>
+    <w:lsdException w:name="Medium Shading 1 Accent 5" w:uiPriority="33573"/>
+    <w:lsdException w:name="Medium Shading 2 Accent 5" w:uiPriority="133192"/>
+    <w:lsdException w:name="Medium List 1 Accent 5" w:uiPriority="133193"/>
+    <w:lsdException w:name="Medium List 2 Accent 5" w:uiPriority="136530"/>
+    <w:lsdException w:name="Medium Grid 1 Accent 5" w:uiPriority="136531"/>
+    <w:lsdException w:name="Medium Grid 2 Accent 5" w:uiPriority="136562"/>
+    <w:lsdException w:name="Medium Grid 3 Accent 5" w:uiPriority="136563"/>
+    <w:lsdException w:name="Dark List Accent 5" w:uiPriority="136786"/>
+    <w:lsdException w:name="Colorful Shading Accent 5" w:uiPriority="136787"/>
+    <w:lsdException w:name="Colorful List Accent 5" w:uiPriority="137064"/>
+    <w:lsdException w:name="Colorful Grid Accent 5" w:uiPriority="137065"/>
+    <w:lsdException w:name="Light Shading Accent 6" w:uiPriority="33570"/>
+    <w:lsdException w:name="Light List Accent 6" w:uiPriority="33571"/>
+    <w:lsdException w:name="Light Grid Accent 6" w:uiPriority="33572"/>
+    <w:lsdException w:name="Medium Shading 1 Accent 6" w:uiPriority="33573"/>
+    <w:lsdException w:name="Medium Shading 2 Accent 6" w:uiPriority="133192"/>
+    <w:lsdException w:name="Medium List 1 Accent 6" w:uiPriority="133193"/>
+    <w:lsdException w:name="Medium List 2 Accent 6" w:uiPriority="136530"/>
+    <w:lsdException w:name="Medium Grid 1 Accent 6" w:uiPriority="136531"/>
+    <w:lsdException w:name="Medium Grid 2 Accent 6" w:uiPriority="136562"/>
+    <w:lsdException w:name="Medium Grid 3 Accent 6" w:uiPriority="136563"/>
+    <w:lsdException w:name="Dark List Accent 6" w:uiPriority="136786"/>
+    <w:lsdException w:name="Colorful Shading Accent 6" w:uiPriority="136787"/>
+    <w:lsdException w:name="Colorful List Accent 6" w:uiPriority="137064"/>
+    <w:lsdException w:name="Colorful Grid Accent 6" w:uiPriority="137065"/>
+    <w:lsdException w:name="Subtle Emphasis" w:uiPriority="775" w:qFormat="1"/>
+    <w:lsdException w:name="Intense Emphasis" w:uiPriority="1635" w:qFormat="1"/>
+    <w:lsdException w:name="Subtle Reference" w:uiPriority="5509" w:qFormat="1"/>
+    <w:lsdException w:name="Intense Reference" w:uiPriority="5684" w:qFormat="1"/>
+    <w:lsdException w:name="Book Title" w:uiPriority="5685" w:qFormat="1"/>
+    <w:lsdException w:name="Bibliography" w:semiHidden="1" w:uiPriority="6409" w:unhideWhenUsed="1"/>
+    <w:lsdException w:name="TOC Heading" w:semiHidden="1" w:uiPriority="6417" w:unhideWhenUsed="1" w:qFormat="1"/>
+    <w:lsdException w:name="Plain Table 1" w:uiPriority="20849"/>
+    <w:lsdException w:name="Plain Table 2" w:uiPriority="21552"/>
+    <w:lsdException w:name="Plain Table 3" w:uiPriority="21553"/>
+    <w:lsdException w:name="Plain Table 4" w:uiPriority="21572"/>
+    <w:lsdException w:name="Plain Table 5" w:uiPriority="21573"/>
+    <w:lsdException w:name="Grid Table Light" w:uiPriority="20848"/>
+    <w:lsdException w:name="Grid Table 1 Light" w:uiPriority="21652"/>
+    <w:lsdException w:name="Grid Table 2" w:uiPriority="21653"/>
+    <w:lsdException w:name="Grid Table 3" w:uiPriority="21768"/>
+    <w:lsdException w:name="Grid Table 4" w:uiPriority="21769"/>
+    <w:lsdException w:name="Grid Table 5 Dark" w:uiPriority="22148"/>
+    <w:lsdException w:name="Grid Table 6 Colorful" w:uiPriority="22149"/>
+    <w:lsdException w:name="Grid Table 7 Colorful" w:uiPriority="25606"/>
+    <w:lsdException w:name="Grid Table 1 Light Accent 1" w:uiPriority="21652"/>
+    <w:lsdException w:name="Grid Table 2 Accent 1" w:uiPriority="21653"/>
+    <w:lsdException w:name="Grid Table 3 Accent 1" w:uiPriority="21768"/>
+    <w:lsdException w:name="Grid Table 4 Accent 1" w:uiPriority="21769"/>
+    <w:lsdException w:name="Grid Table 5 Dark Accent 1" w:uiPriority="22148"/>
+    <w:lsdException w:name="Grid Table 6 Colorful Accent 1" w:uiPriority="22149"/>
+    <w:lsdException w:name="Grid Table 7 Colorful Accent 1" w:uiPriority="25606"/>
+    <w:lsdException w:name="Grid Table 1 Light Accent 2" w:uiPriority="21652"/>
+    <w:lsdException w:name="Grid Table 2 Accent 2" w:uiPriority="21653"/>
+    <w:lsdException w:name="Grid Table 3 Accent 2" w:uiPriority="21768"/>
+    <w:lsdException w:name="Grid Table 4 Accent 2" w:uiPriority="21769"/>
+    <w:lsdException w:name="Grid Table 5 Dark Accent 2" w:uiPriority="22148"/>
+    <w:lsdException w:name="Grid Table 6 Colorful Accent 2" w:uiPriority="22149"/>
+    <w:lsdException w:name="Grid Table 7 Colorful Accent 2" w:uiPriority="25606"/>
+    <w:lsdException w:name="Grid Table 1 Light Accent 3" w:uiPriority="21652"/>
+    <w:lsdException w:name="Grid Table 2 Accent 3" w:uiPriority="21653"/>
+    <w:lsdException w:name="Grid Table 3 Accent 3" w:uiPriority="21768"/>
+    <w:lsdException w:name="Grid Table 4 Accent 3" w:uiPriority="21769"/>
+    <w:lsdException w:name="Grid Table 5 Dark Accent 3" w:uiPriority="22148"/>
+    <w:lsdException w:name="Grid Table 6 Colorful Accent 3" w:uiPriority="22149"/>
+    <w:lsdException w:name="Grid Table 7 Colorful Accent 3" w:uiPriority="25606"/>
+    <w:lsdException w:name="Grid Table 1 Light Accent 4" w:uiPriority="21652"/>
+    <w:lsdException w:name="Grid Table 2 Accent 4" w:uiPriority="21653"/>
+    <w:lsdException w:name="Grid Table 3 Accent 4" w:uiPriority="21768"/>
+    <w:lsdException w:name="Grid Table 4 Accent 4" w:uiPriority="21769"/>
+    <w:lsdException w:name="Grid Table 5 Dark Accent 4" w:uiPriority="22148"/>
+    <w:lsdException w:name="Grid Table 6 Colorful Accent 4" w:uiPriority="22149"/>
+    <w:lsdException w:name="Grid Table 7 Colorful Accent 4" w:uiPriority="25606"/>
+    <w:lsdException w:name="Grid Table 1 Light Accent 5" w:uiPriority="21652"/>
+    <w:lsdException w:name="Grid Table 2 Accent 5" w:uiPriority="21653"/>
+    <w:lsdException w:name="Grid Table 3 Accent 5" w:uiPriority="21768"/>
+    <w:lsdException w:name="Grid Table 4 Accent 5" w:uiPriority="21769"/>
+    <w:lsdException w:name="Grid Table 5 Dark Accent 5" w:uiPriority="22148"/>
+    <w:lsdException w:name="Grid Table 6 Colorful Accent 5" w:uiPriority="22149"/>
+    <w:lsdException w:name="Grid Table 7 Colorful Accent 5" w:uiPriority="25606"/>
+    <w:lsdException w:name="Grid Table 1 Light Accent 6" w:uiPriority="21652"/>
+    <w:lsdException w:name="Grid Table 2 Accent 6" w:uiPriority="21653"/>
+    <w:lsdException w:name="Grid Table 3 Accent 6" w:uiPriority="21768"/>
+    <w:lsdException w:name="Grid Table 4 Accent 6" w:uiPriority="21769"/>
+    <w:lsdException w:name="Grid Table 5 Dark Accent 6" w:uiPriority="22148"/>
+    <w:lsdException w:name="Grid Table 6 Colorful Accent 6" w:uiPriority="22149"/>
+    <w:lsdException w:name="Grid Table 7 Colorful Accent 6" w:uiPriority="25606"/>
+    <w:lsdException w:name="List Table 1 Light" w:uiPriority="21652"/>
+    <w:lsdException w:name="List Table 2" w:uiPriority="21653"/>
+    <w:lsdException w:name="List Table 3" w:uiPriority="21768"/>
+    <w:lsdException w:name="List Table 4" w:uiPriority="21769"/>
+    <w:lsdException w:name="List Table 5 Dark" w:uiPriority="22148"/>
+    <w:lsdException w:name="List Table 6 Colorful" w:uiPriority="22149"/>
+    <w:lsdException w:name="List Table 7 Colorful" w:uiPriority="25606"/>
+    <w:lsdException w:name="List Table 1 Light Accent 1" w:uiPriority="21652"/>
+    <w:lsdException w:name="List Table 2 Accent 1" w:uiPriority="21653"/>
+    <w:lsdException w:name="List Table 3 Accent 1" w:uiPriority="21768"/>
+    <w:lsdException w:name="List Table 4 Accent 1" w:uiPriority="21769"/>
+    <w:lsdException w:name="List Table 5 Dark Accent 1" w:uiPriority="22148"/>
+    <w:lsdException w:name="List Table 6 Colorful Accent 1" w:uiPriority="22149"/>
+    <w:lsdException w:name="List Table 7 Colorful Accent 1" w:uiPriority="25606"/>
+    <w:lsdException w:name="List Table 1 Light Accent 2" w:uiPriority="21652"/>
+    <w:lsdException w:name="List Table 2 Accent 2" w:uiPriority="21653"/>
+    <w:lsdException w:name="List Table 3 Accent 2" w:uiPriority="21768"/>
+    <w:lsdException w:name="List Table 4 Accent 2" w:uiPriority="21769"/>
+    <w:lsdException w:name="List Table 5 Dark Accent 2" w:uiPriority="22148"/>
+    <w:lsdException w:name="List Table 6 Colorful Accent 2" w:uiPriority="22149"/>
+    <w:lsdException w:name="List Table 7 Colorful Accent 2" w:uiPriority="25606"/>
+    <w:lsdException w:name="List Table 1 Light Accent 3" w:uiPriority="21652"/>
+    <w:lsdException w:name="List Table 2 Accent 3" w:uiPriority="21653"/>
+    <w:lsdException w:name="List Table 3 Accent 3" w:uiPriority="21768"/>
+    <w:lsdException w:name="List Table 4 Accent 3" w:uiPriority="21769"/>
+    <w:lsdException w:name="List Table 5 Dark Accent 3" w:uiPriority="22148"/>
+    <w:lsdException w:name="List Table 6 Colorful Accent 3" w:uiPriority="22149"/>
+    <w:lsdException w:name="List Table 7 Colorful Accent 3" w:uiPriority="25606"/>
+    <w:lsdException w:name="List Table 1 Light Accent 4" w:uiPriority="21652"/>
+    <w:lsdException w:name="List Table 2 Accent 4" w:uiPriority="21653"/>
+    <w:lsdException w:name="List Table 3 Accent 4" w:uiPriority="21768"/>
+    <w:lsdException w:name="List Table 4 Accent 4" w:uiPriority="21769"/>
+    <w:lsdException w:name="List Table 5 Dark Accent 4" w:uiPriority="22148"/>
+    <w:lsdException w:name="List Table 6 Colorful Accent 4" w:uiPriority="22149"/>
+    <w:lsdException w:name="List Table 7 Colorful Accent 4" w:uiPriority="25606"/>
+    <w:lsdException w:name="List Table 1 Light Accent 5" w:uiPriority="21652"/>
+    <w:lsdException w:name="List Table 2 Accent 5" w:uiPriority="21653"/>
+    <w:lsdException w:name="List Table 3 Accent 5" w:uiPriority="21768"/>
+    <w:lsdException w:name="List Table 4 Accent 5" w:uiPriority="21769"/>
+    <w:lsdException w:name="List Table 5 Dark Accent 5" w:uiPriority="22148"/>
+    <w:lsdException w:name="List Table 6 Colorful Accent 5" w:uiPriority="22149"/>
+    <w:lsdException w:name="List Table 7 Colorful Accent 5" w:uiPriority="25606"/>
+    <w:lsdException w:name="List Table 1 Light Accent 6" w:uiPriority="21652"/>
+    <w:lsdException w:name="List Table 2 Accent 6" w:uiPriority="21653"/>
+    <w:lsdException w:name="List Table 3 Accent 6" w:uiPriority="21768"/>
+    <w:lsdException w:name="List Table 4 Accent 6" w:uiPriority="21769"/>
+    <w:lsdException w:name="List Table 5 Dark Accent 6" w:uiPriority="22148"/>
+    <w:lsdException w:name="List Table 6 Colorful Accent 6" w:uiPriority="22149"/>
+    <w:lsdException w:name="List Table 7 Colorful Accent 6" w:uiPriority="25606"/>
   </w:latentStyles>
   <w:style w:type="paragraph" w:styleId="Title">
     <w:name w:val="Title"/>
